--- a/arb/docx/53.content.docx
+++ b/arb/docx/53.content.docx
@@ -9,6 +9,8 @@
       </w:pPr>
       <w:r>
         <w:rPr>
+          <w:rtl/>
+          <w:cs/>
           <w:lang w:val="ar_AE" w:bidi="ar_AE"/>
         </w:rPr>
       </w:r>
@@ -20,12 +22,16 @@
       </w:pPr>
       <w:r>
         <w:rPr>
+          <w:rtl/>
+          <w:cs/>
           <w:lang w:val="ar_AE" w:bidi="ar_AE"/>
         </w:rPr>
         <w:t>Resource: Biblica Open New Arabic Version 2012</w:t>
       </w:r>
       <w:r>
         <w:rPr>
+          <w:rtl/>
+          <w:cs/>
           <w:lang w:val="ar_AE" w:bidi="ar_AE"/>
         </w:rPr>
       </w:r>
@@ -36,37 +42,33 @@
       </w:pPr>
       <w:r>
         <w:rPr>
+          <w:rtl/>
+          <w:cs/>
           <w:lang w:val="ar_AE" w:bidi="ar_AE"/>
         </w:rPr>
       </w:r>
       <w:r>
         <w:rPr>
           <w:b/>
+          <w:rtl/>
+          <w:cs/>
           <w:lang w:val="ar_AE" w:bidi="ar_AE"/>
         </w:rPr>
         <w:t>Biblica Open New Arabic Version 2012</w:t>
       </w:r>
       <w:r>
         <w:rPr>
-          <w:lang w:val="ar_AE" w:bidi="ar_AE"/>
-        </w:rPr>
-        <w:t xml:space="preserve"> (Arabic) is based on: </w:t>
-      </w:r>
-      <w:r>
-        <w:rPr>
-          <w:lang w:val="ar_AE" w:bidi="ar_AE"/>
-        </w:rPr>
-        <w:t>Biblica Open New Arabic Version 2012</w:t>
-      </w:r>
-      <w:r>
-        <w:rPr>
-          <w:lang w:val="ar_AE" w:bidi="ar_AE"/>
-        </w:rPr>
-        <w:t xml:space="preserve">, </w:t>
+          <w:rtl/>
+          <w:cs/>
+          <w:lang w:val="ar_AE" w:bidi="ar_AE"/>
+        </w:rPr>
+        <w:t xml:space="preserve"> © </w:t>
       </w:r>
       <w:hyperlink r:id="rId13">
         <w:r>
           <w:rPr>
+            <w:rtl/>
+            <w:cs/>
             <w:lang w:val="ar_AE" w:bidi="ar_AE"/>
           </w:rPr>
           <w:rPr>
@@ -78,13 +80,17 @@
       </w:hyperlink>
       <w:r>
         <w:rPr>
-          <w:lang w:val="ar_AE" w:bidi="ar_AE"/>
-        </w:rPr>
-        <w:t xml:space="preserve">, None, which is licensed under a </w:t>
+          <w:rtl/>
+          <w:cs/>
+          <w:lang w:val="ar_AE" w:bidi="ar_AE"/>
+        </w:rPr>
+        <w:t xml:space="preserve">, licensed under a </w:t>
       </w:r>
       <w:hyperlink r:id="rId14">
         <w:r>
           <w:rPr>
+            <w:rtl/>
+            <w:cs/>
             <w:lang w:val="ar_AE" w:bidi="ar_AE"/>
           </w:rPr>
           <w:rPr>
@@ -96,49 +102,36 @@
       </w:hyperlink>
       <w:r>
         <w:rPr>
+          <w:rtl/>
+          <w:cs/>
           <w:lang w:val="ar_AE" w:bidi="ar_AE"/>
         </w:rPr>
         <w:t>.</w:t>
       </w:r>
       <w:r>
         <w:rPr>
+          <w:rtl/>
+          <w:cs/>
+          <w:lang w:val="ar_AE" w:bidi="ar_AE"/>
+        </w:rPr>
+      </w:r>
+      <w:r>
+        <w:rPr>
+          <w:rtl/>
+          <w:cs/>
           <w:lang w:val="ar_AE" w:bidi="ar_AE"/>
         </w:rPr>
       </w:r>
     </w:p>
     <w:p>
       <w:pPr>
-        <w:bidi/>
-      </w:pPr>
-      <w:r>
-        <w:rPr>
-          <w:lang w:val="ar_AE" w:bidi="ar_AE"/>
-        </w:rPr>
-      </w:r>
-      <w:r>
-        <w:rPr>
-          <w:lang w:val="ar_AE" w:bidi="ar_AE"/>
-        </w:rPr>
-        <w:t>This PDF version is provided under the same license.</w:t>
-      </w:r>
-      <w:r>
-        <w:rPr>
-          <w:lang w:val="ar_AE" w:bidi="ar_AE"/>
-        </w:rPr>
-      </w:r>
-      <w:r>
-        <w:rPr>
-          <w:lang w:val="ar_AE" w:bidi="ar_AE"/>
-        </w:rPr>
-      </w:r>
-    </w:p>
-    <w:p>
-      <w:pPr>
         <w:pStyle w:val="Heading1"/>
         <w:bidi/>
       </w:pPr>
       <w:r>
         <w:rPr>
+          <w:rtl/>
+          <w:cs/>
           <w:lang w:val="ar_AE" w:bidi="ar_AE"/>
         </w:rPr>
         <w:t>Biblica Open New Arabic Version 2012</w:t>
@@ -168,6 +161,8 @@
       </w:pPr>
       <w:r>
         <w:rPr>
+          <w:rtl/>
+          <w:cs/>
           <w:lang w:val="ar_AE" w:bidi="ar_AE"/>
         </w:rPr>
       </w:r>
@@ -179,6 +174,8 @@
       </w:pPr>
       <w:r>
         <w:rPr>
+          <w:rtl/>
+          <w:cs/>
           <w:lang w:val="ar_AE" w:bidi="ar_AE"/>
         </w:rPr>
       </w:r>
@@ -189,22 +186,30 @@
       </w:pPr>
       <w:r>
         <w:rPr>
-          <w:lang w:val="ar_AE" w:bidi="ar_AE"/>
-        </w:rPr>
-      </w:r>
-      <w:r>
-        <w:rPr>
+          <w:rtl/>
+          <w:cs/>
+          <w:lang w:val="ar_AE" w:bidi="ar_AE"/>
+        </w:rPr>
+      </w:r>
+      <w:r>
+        <w:rPr>
+          <w:rtl/>
+          <w:cs/>
           <w:lang w:val="ar_AE" w:bidi="ar_AE"/>
         </w:rPr>
         <w:t xml:space="preserve"> </w:t>
       </w:r>
       <w:r>
         <w:rPr>
-          <w:lang w:val="ar_AE" w:bidi="ar_AE"/>
-        </w:rPr>
-      </w:r>
-      <w:r>
-        <w:rPr>
+          <w:rtl/>
+          <w:cs/>
+          <w:lang w:val="ar_AE" w:bidi="ar_AE"/>
+        </w:rPr>
+      </w:r>
+      <w:r>
+        <w:rPr>
+          <w:rtl/>
+          <w:cs/>
           <w:lang w:val="ar_AE" w:bidi="ar_AE"/>
         </w:rPr>
       </w:r>
@@ -226,27 +231,390 @@
     </w:p>
     <w:p>
       <w:pPr>
+        <w:pStyle w:val="Heading2"/>
         <w:bidi/>
       </w:pPr>
       <w:r>
         <w:rPr>
+          <w:rtl/>
+          <w:cs/>
+          <w:lang w:val="ar_AE" w:bidi="ar_AE"/>
+        </w:rPr>
+        <w:t>تسالونيكي الثانية 1:1</w:t>
+      </w:r>
+      <w:r>
+        <w:rPr>
+          <w:rtl/>
+          <w:cs/>
           <w:lang w:val="ar_AE" w:bidi="ar_AE"/>
         </w:rPr>
       </w:r>
     </w:p>
     <w:p>
       <w:pPr>
+        <w:bidi/>
+      </w:pPr>
+      <w:r>
+        <w:rPr>
+          <w:rtl/>
+          <w:cs/>
+          <w:lang w:val="ar_AE" w:bidi="ar_AE"/>
+        </w:rPr>
+      </w:r>
+      <w:r>
+        <w:rPr>
+          <w:vertAlign w:val="superscript"/>
+          <w:rtl/>
+          <w:cs/>
+          <w:lang w:val="ar_AE" w:bidi="ar_AE"/>
+        </w:rPr>
+        <w:t>1</w:t>
+      </w:r>
+      <w:r>
+        <w:rPr>
+          <w:rtl/>
+          <w:cs/>
+          <w:lang w:val="ar_AE" w:bidi="ar_AE"/>
+        </w:rPr>
+        <w:t xml:space="preserve"> مِنْ بُولُسَ وَسِلْوَانُسَ وَتِيمُوثَاوُسَ، إِلَى كَنِيسَةِ مُؤْمِنِي تَسَالُونِيكِي الَّذِينَ هُمْ فِي اللهِ أَبِينَا وَالرَّبِّ يَسُوعَ الْمَسِيحِ.</w:t>
+      </w:r>
+    </w:p>
+    <w:p>
+      <w:pPr>
+        <w:bidi/>
+      </w:pPr>
+      <w:r>
+        <w:rPr>
+          <w:rtl/>
+          <w:cs/>
+          <w:lang w:val="ar_AE" w:bidi="ar_AE"/>
+        </w:rPr>
+      </w:r>
+      <w:r>
+        <w:rPr>
+          <w:vertAlign w:val="superscript"/>
+          <w:rtl/>
+          <w:cs/>
+          <w:lang w:val="ar_AE" w:bidi="ar_AE"/>
+        </w:rPr>
+        <w:t>2</w:t>
+      </w:r>
+      <w:r>
+        <w:rPr>
+          <w:rtl/>
+          <w:cs/>
+          <w:lang w:val="ar_AE" w:bidi="ar_AE"/>
+        </w:rPr>
+        <w:t xml:space="preserve"> لِتَكُنْ لَكُمُ النِّعْمَةُ وَالسَّلامُ مِنَ اللهِ الآبِ وَالرَّبِّ يَسُوعَ الْمَسِيحِ.</w:t>
+      </w:r>
+    </w:p>
+    <w:p>
+      <w:pPr>
+        <w:bidi/>
+      </w:pPr>
+      <w:r>
+        <w:rPr>
+          <w:rtl/>
+          <w:cs/>
+          <w:lang w:val="ar_AE" w:bidi="ar_AE"/>
+        </w:rPr>
+      </w:r>
+      <w:r>
+        <w:rPr>
+          <w:vertAlign w:val="superscript"/>
+          <w:rtl/>
+          <w:cs/>
+          <w:lang w:val="ar_AE" w:bidi="ar_AE"/>
+        </w:rPr>
+        <w:t>3</w:t>
+      </w:r>
+      <w:r>
+        <w:rPr>
+          <w:rtl/>
+          <w:cs/>
+          <w:lang w:val="ar_AE" w:bidi="ar_AE"/>
+        </w:rPr>
+        <w:t xml:space="preserve"> مِنْ وَاجِبِنَا أَنْ نَشْكُرَ اللهَ عَلَى الدَّوَامِ لأَجْلِكُمْ أَيُّهَا الإِخْوَةُ. كَمَا أَنَّ هَذَا حَقٌّ: لأَنَّ إِيمَانَكُمْ يَنْمُو نُمُوّاً فَائِقاً، وَمَحَبَّةَ أَحَدِكُمْ لِلآخَرِ تَفِيضُ بَيْنَكُمْ جَمِيعاً.</w:t>
+      </w:r>
+    </w:p>
+    <w:p>
+      <w:pPr>
+        <w:bidi/>
+      </w:pPr>
+      <w:r>
+        <w:rPr>
+          <w:rtl/>
+          <w:cs/>
+          <w:lang w:val="ar_AE" w:bidi="ar_AE"/>
+        </w:rPr>
+      </w:r>
+      <w:r>
+        <w:rPr>
+          <w:vertAlign w:val="superscript"/>
+          <w:rtl/>
+          <w:cs/>
+          <w:lang w:val="ar_AE" w:bidi="ar_AE"/>
+        </w:rPr>
+        <w:t>4</w:t>
+      </w:r>
+      <w:r>
+        <w:rPr>
+          <w:rtl/>
+          <w:cs/>
+          <w:lang w:val="ar_AE" w:bidi="ar_AE"/>
+        </w:rPr>
+        <w:t xml:space="preserve"> حَتَّى إِنَّنَا، نَحْنُ أَنْفُسَنَا، نَفْتَخِرُ بِكُمْ فِي كَنَائِسِ اللهِ بِسَبَبِ ثَبَاتِكُمْ وَإِيمَانِكُمْ فِي وَسَطِ كُلِّ مَا تَحْتَمِلُونَهُ مِنِ اضْطِهَادَاتٍ وَضِيقَاتٍ.</w:t>
+      </w:r>
+    </w:p>
+    <w:p>
+      <w:pPr>
+        <w:bidi/>
+      </w:pPr>
+      <w:r>
+        <w:rPr>
+          <w:rtl/>
+          <w:cs/>
+          <w:lang w:val="ar_AE" w:bidi="ar_AE"/>
+        </w:rPr>
+      </w:r>
+      <w:r>
+        <w:rPr>
+          <w:vertAlign w:val="superscript"/>
+          <w:rtl/>
+          <w:cs/>
+          <w:lang w:val="ar_AE" w:bidi="ar_AE"/>
+        </w:rPr>
+        <w:t>5</w:t>
+      </w:r>
+      <w:r>
+        <w:rPr>
+          <w:rtl/>
+          <w:cs/>
+          <w:lang w:val="ar_AE" w:bidi="ar_AE"/>
+        </w:rPr>
+        <w:t xml:space="preserve"> وَفِي هَذَا دَلِيلٌ عَلَى حُكْمِ اللهِ الْعَادِلِ، بِقَصْدِ أَنْ تُعْتَبَرُوا مُؤَهَّلِينَ لِمَلَكُوتِ اللهِ الَّذِي مِنْ أَجْلِهِ تُلاقُونَ الآلامَ.</w:t>
+      </w:r>
+    </w:p>
+    <w:p>
+      <w:pPr>
+        <w:bidi/>
+      </w:pPr>
+      <w:r>
+        <w:rPr>
+          <w:rtl/>
+          <w:cs/>
+          <w:lang w:val="ar_AE" w:bidi="ar_AE"/>
+        </w:rPr>
+      </w:r>
+      <w:r>
+        <w:rPr>
+          <w:vertAlign w:val="superscript"/>
+          <w:rtl/>
+          <w:cs/>
+          <w:lang w:val="ar_AE" w:bidi="ar_AE"/>
+        </w:rPr>
+        <w:t>6</w:t>
+      </w:r>
+      <w:r>
+        <w:rPr>
+          <w:rtl/>
+          <w:cs/>
+          <w:lang w:val="ar_AE" w:bidi="ar_AE"/>
+        </w:rPr>
+        <w:t xml:space="preserve"> فَمِنَ الْعَدْلِ عِنْدَ اللهِ حَقّاً أَنْ يُجَازِيَ بِالضِّيقَةِ أُولئِكَ الَّذِينَ يُضَايِقُونَكُمْ،</w:t>
+      </w:r>
+    </w:p>
+    <w:p>
+      <w:pPr>
+        <w:bidi/>
+      </w:pPr>
+      <w:r>
+        <w:rPr>
+          <w:rtl/>
+          <w:cs/>
+          <w:lang w:val="ar_AE" w:bidi="ar_AE"/>
+        </w:rPr>
+      </w:r>
+      <w:r>
+        <w:rPr>
+          <w:vertAlign w:val="superscript"/>
+          <w:rtl/>
+          <w:cs/>
+          <w:lang w:val="ar_AE" w:bidi="ar_AE"/>
+        </w:rPr>
+        <w:t>7</w:t>
+      </w:r>
+      <w:r>
+        <w:rPr>
+          <w:rtl/>
+          <w:cs/>
+          <w:lang w:val="ar_AE" w:bidi="ar_AE"/>
+        </w:rPr>
+        <w:t xml:space="preserve"> وَأَنْ يُكَافِئَكُمْ، أَنْتُمُ الَّذِينَ تَتَضَايَقُونَ، كَمَا يُكَافِئُنَا نَحْنُ، بِالرَّاحَةِ لَدَى ظُهُورِ الرَّبِّ يَسُوعَ عَلَناً مِنَ السَّمَاءِ، وَمَعَهُ مَلائِكَةُ قُدْرَتِهِ،</w:t>
+      </w:r>
+    </w:p>
+    <w:p>
+      <w:pPr>
+        <w:bidi/>
+      </w:pPr>
+      <w:r>
+        <w:rPr>
+          <w:rtl/>
+          <w:cs/>
+          <w:lang w:val="ar_AE" w:bidi="ar_AE"/>
+        </w:rPr>
+      </w:r>
+      <w:r>
+        <w:rPr>
+          <w:vertAlign w:val="superscript"/>
+          <w:rtl/>
+          <w:cs/>
+          <w:lang w:val="ar_AE" w:bidi="ar_AE"/>
+        </w:rPr>
+        <w:t>8</w:t>
+      </w:r>
+      <w:r>
+        <w:rPr>
+          <w:rtl/>
+          <w:cs/>
+          <w:lang w:val="ar_AE" w:bidi="ar_AE"/>
+        </w:rPr>
+        <w:t xml:space="preserve"> وَسَطَ نَارٍ مُلْتَهِبَةٍ، مُنْتَقِماً إِلَى التَّمَامِ مِنْ الَّذِينَ لا يَعْرِفُونَ اللهَ وَغَيْرِ الْمُطِيعِينَ لإِنْجِيلِ رَبِّنَا يَسُوعَ.</w:t>
+      </w:r>
+    </w:p>
+    <w:p>
+      <w:pPr>
+        <w:bidi/>
+      </w:pPr>
+      <w:r>
+        <w:rPr>
+          <w:rtl/>
+          <w:cs/>
+          <w:lang w:val="ar_AE" w:bidi="ar_AE"/>
+        </w:rPr>
+      </w:r>
+      <w:r>
+        <w:rPr>
+          <w:vertAlign w:val="superscript"/>
+          <w:rtl/>
+          <w:cs/>
+          <w:lang w:val="ar_AE" w:bidi="ar_AE"/>
+        </w:rPr>
+        <w:t>9</w:t>
+      </w:r>
+      <w:r>
+        <w:rPr>
+          <w:rtl/>
+          <w:cs/>
+          <w:lang w:val="ar_AE" w:bidi="ar_AE"/>
+        </w:rPr>
+        <w:t xml:space="preserve"> فَهَؤُلاءِ سَيُكَابِدُونَ عِقَابَ الْهَلاكِ الأَبَدِيِّ، بَعِيداً عَنْ حَضْرَةِ الرَّبِّ وَعَنْ مَجْدِ قُوَّتِهِ،</w:t>
+      </w:r>
+    </w:p>
+    <w:p>
+      <w:pPr>
+        <w:bidi/>
+      </w:pPr>
+      <w:r>
+        <w:rPr>
+          <w:rtl/>
+          <w:cs/>
+          <w:lang w:val="ar_AE" w:bidi="ar_AE"/>
+        </w:rPr>
+      </w:r>
+      <w:r>
+        <w:rPr>
+          <w:vertAlign w:val="superscript"/>
+          <w:rtl/>
+          <w:cs/>
+          <w:lang w:val="ar_AE" w:bidi="ar_AE"/>
+        </w:rPr>
+        <w:t>10</w:t>
+      </w:r>
+      <w:r>
+        <w:rPr>
+          <w:rtl/>
+          <w:cs/>
+          <w:lang w:val="ar_AE" w:bidi="ar_AE"/>
+        </w:rPr>
+        <w:t xml:space="preserve"> عِنْدَمَا يَعُودُ فِي ذَلِكَ الْيَوْمِ لِيَتَمَجَّدَ فِي قِدِّيسِيهِ وَيَكُونَ مَوْضِعَ الْعَجَبِ عِنْدَ جَمِيعِ الَّذِينَ آمَنُوا، وَأَنْتُمْ قَدْ آمَنْتُمْ بِشَهَادَتِنَا لَكُمْ!</w:t>
+      </w:r>
+    </w:p>
+    <w:p>
+      <w:pPr>
+        <w:bidi/>
+      </w:pPr>
+      <w:r>
+        <w:rPr>
+          <w:rtl/>
+          <w:cs/>
+          <w:lang w:val="ar_AE" w:bidi="ar_AE"/>
+        </w:rPr>
+      </w:r>
+      <w:r>
+        <w:rPr>
+          <w:vertAlign w:val="superscript"/>
+          <w:rtl/>
+          <w:cs/>
+          <w:lang w:val="ar_AE" w:bidi="ar_AE"/>
+        </w:rPr>
+        <w:t>11</w:t>
+      </w:r>
+      <w:r>
+        <w:rPr>
+          <w:rtl/>
+          <w:cs/>
+          <w:lang w:val="ar_AE" w:bidi="ar_AE"/>
+        </w:rPr>
+        <w:t xml:space="preserve"> لأَجْلِ ذَلِكَ أَيْضاً نُصَلِّي مِنْ أَجْلِكُمْ عَلَى الدَّوَامِ، لِكَيْ يَجْعَلَكُمْ إِلهُنَا مُؤَهَّلِينَ لِلدَّعْوَةِ الإِلهِيَّةِ وَيُتِمَّ فِيكُمْ، بِقُدْرَتِهِ، كُلَّ مَا يُسِرُّهُ مِنَ الصَّلاحِ وَفَعَّالِيَّةِ الإِيمَانِ،</w:t>
+      </w:r>
+    </w:p>
+    <w:p>
+      <w:pPr>
+        <w:bidi/>
+      </w:pPr>
+      <w:r>
+        <w:rPr>
+          <w:rtl/>
+          <w:cs/>
+          <w:lang w:val="ar_AE" w:bidi="ar_AE"/>
+        </w:rPr>
+      </w:r>
+      <w:r>
+        <w:rPr>
+          <w:vertAlign w:val="superscript"/>
+          <w:rtl/>
+          <w:cs/>
+          <w:lang w:val="ar_AE" w:bidi="ar_AE"/>
+        </w:rPr>
+        <w:t>12</w:t>
+      </w:r>
+      <w:r>
+        <w:rPr>
+          <w:rtl/>
+          <w:cs/>
+          <w:lang w:val="ar_AE" w:bidi="ar_AE"/>
+        </w:rPr>
+        <w:t xml:space="preserve"> حَتَّى يَتَمَجَّدَ اسْمُ رَبِّنَا يَسُوعَ فِيكُمْ وَتَتَمَجَّدُوا أَنْتُمْ فِيهِ وَفْقاً لِنِعْمَةِ إِلهِنَا وَرَبِّنَا يَسُوعَ الْمَسِيحِ.</w:t>
+      </w:r>
+    </w:p>
+    <w:p>
+      <w:pPr>
         <w:pStyle w:val="Heading2"/>
         <w:bidi/>
       </w:pPr>
       <w:r>
         <w:rPr>
-          <w:lang w:val="ar_AE" w:bidi="ar_AE"/>
-        </w:rPr>
-        <w:t>2 Thessalonians 1:1</w:t>
-      </w:r>
-      <w:r>
-        <w:rPr>
+          <w:rtl/>
+          <w:cs/>
+          <w:lang w:val="ar_AE" w:bidi="ar_AE"/>
+        </w:rPr>
+        <w:t>تسالونيكي الثانية 2:1</w:t>
+      </w:r>
+      <w:r>
+        <w:rPr>
+          <w:rtl/>
+          <w:cs/>
           <w:lang w:val="ar_AE" w:bidi="ar_AE"/>
         </w:rPr>
       </w:r>
@@ -257,31 +625,27 @@
       </w:pPr>
       <w:r>
         <w:rPr>
+          <w:rtl/>
+          <w:cs/>
           <w:lang w:val="ar_AE" w:bidi="ar_AE"/>
         </w:rPr>
       </w:r>
       <w:r>
         <w:rPr>
           <w:vertAlign w:val="superscript"/>
+          <w:rtl/>
+          <w:cs/>
           <w:lang w:val="ar_AE" w:bidi="ar_AE"/>
         </w:rPr>
         <w:t>1</w:t>
       </w:r>
       <w:r>
         <w:rPr>
-          <w:lang w:val="ar_AE" w:bidi="ar_AE"/>
-        </w:rPr>
-        <w:t xml:space="preserve"> مِنْ بُولُسَ وَسِلْوَانُسَ وَتِيمُوثَاوُسَ، إِلَى كَنِيسَةِ مُؤْمِنِي تَسَالُونِيكِي الَّذِينَ هُمْ فِي اللهِ أَبِينَا وَالرَّبِّ يَسُوعَ الْمَسِيحِ.</w:t>
-      </w:r>
-      <w:r>
-        <w:rPr>
-          <w:lang w:val="ar_AE" w:bidi="ar_AE"/>
-        </w:rPr>
-      </w:r>
-      <w:r>
-        <w:rPr>
-          <w:lang w:val="ar_AE" w:bidi="ar_AE"/>
-        </w:rPr>
+          <w:rtl/>
+          <w:cs/>
+          <w:lang w:val="ar_AE" w:bidi="ar_AE"/>
+        </w:rPr>
+        <w:t xml:space="preserve"> وَلَكِنْ بِالنِّسْبَةِ إِلَى رُجُوعِ رَبِّنَا يَسُوعَ الْمَسِيحِ وَاجْتِمَاعِنَا إِلَيْهِ مَعاً، نَرْجُو مِنْكُمْ أَيُّهَا الإِخْوَةُ</w:t>
       </w:r>
     </w:p>
     <w:p>
@@ -290,8 +654,27 @@
       </w:pPr>
       <w:r>
         <w:rPr>
-          <w:lang w:val="ar_AE" w:bidi="ar_AE"/>
-        </w:rPr>
+          <w:rtl/>
+          <w:cs/>
+          <w:lang w:val="ar_AE" w:bidi="ar_AE"/>
+        </w:rPr>
+      </w:r>
+      <w:r>
+        <w:rPr>
+          <w:vertAlign w:val="superscript"/>
+          <w:rtl/>
+          <w:cs/>
+          <w:lang w:val="ar_AE" w:bidi="ar_AE"/>
+        </w:rPr>
+        <w:t>2</w:t>
+      </w:r>
+      <w:r>
+        <w:rPr>
+          <w:rtl/>
+          <w:cs/>
+          <w:lang w:val="ar_AE" w:bidi="ar_AE"/>
+        </w:rPr>
+        <w:t xml:space="preserve"> أَلَّا تَضْطَرِبَ أَفْكَارُكُمْ سَرِيعاً وَلا تَقْلَقُوا، لَا مِنْ إِيحَاءٍ وَلا مِنْ خَبَرٍ وَلا مِنْ رِسَالَةٍ مَنْسُوبَةٍ إِلَيْنَا زُوراً، يُزْعَمُ فِيهَا أَنَّ يَوْمَ الرَّبِّ قَدْ حَلَّ فِعْلاً.</w:t>
       </w:r>
     </w:p>
     <w:p>
@@ -300,31 +683,27 @@
       </w:pPr>
       <w:r>
         <w:rPr>
+          <w:rtl/>
+          <w:cs/>
           <w:lang w:val="ar_AE" w:bidi="ar_AE"/>
         </w:rPr>
       </w:r>
       <w:r>
         <w:rPr>
           <w:vertAlign w:val="superscript"/>
-          <w:lang w:val="ar_AE" w:bidi="ar_AE"/>
-        </w:rPr>
-        <w:t>2</w:t>
-      </w:r>
-      <w:r>
-        <w:rPr>
-          <w:lang w:val="ar_AE" w:bidi="ar_AE"/>
-        </w:rPr>
-        <w:t xml:space="preserve"> لِتَكُنْ لَكُمُ النِّعْمَةُ وَالسَّلامُ مِنَ اللهِ الآبِ وَالرَّبِّ يَسُوعَ الْمَسِيحِ.</w:t>
-      </w:r>
-      <w:r>
-        <w:rPr>
-          <w:lang w:val="ar_AE" w:bidi="ar_AE"/>
-        </w:rPr>
-      </w:r>
-      <w:r>
-        <w:rPr>
-          <w:lang w:val="ar_AE" w:bidi="ar_AE"/>
-        </w:rPr>
+          <w:rtl/>
+          <w:cs/>
+          <w:lang w:val="ar_AE" w:bidi="ar_AE"/>
+        </w:rPr>
+        <w:t>3</w:t>
+      </w:r>
+      <w:r>
+        <w:rPr>
+          <w:rtl/>
+          <w:cs/>
+          <w:lang w:val="ar_AE" w:bidi="ar_AE"/>
+        </w:rPr>
+        <w:t xml:space="preserve"> لَا تَدَعُوا أَحَداً يَخْدَعُكُمْ بِأَيَّةِ وَسِيلَةٍ! فَإِنَّ ذَلِكَ الْيَوْمَ لَا يَأْتِي دُونَ أَنْ يَسْبِقَهُ انْتِشَارُ الارْتِدَادِ وَظُهُورُ إِنْسَانِ الْعِصْيَانِ، ابْنِ الْهَلاكِ،</w:t>
       </w:r>
     </w:p>
     <w:p>
@@ -333,8 +712,27 @@
       </w:pPr>
       <w:r>
         <w:rPr>
-          <w:lang w:val="ar_AE" w:bidi="ar_AE"/>
-        </w:rPr>
+          <w:rtl/>
+          <w:cs/>
+          <w:lang w:val="ar_AE" w:bidi="ar_AE"/>
+        </w:rPr>
+      </w:r>
+      <w:r>
+        <w:rPr>
+          <w:vertAlign w:val="superscript"/>
+          <w:rtl/>
+          <w:cs/>
+          <w:lang w:val="ar_AE" w:bidi="ar_AE"/>
+        </w:rPr>
+        <w:t>4</w:t>
+      </w:r>
+      <w:r>
+        <w:rPr>
+          <w:rtl/>
+          <w:cs/>
+          <w:lang w:val="ar_AE" w:bidi="ar_AE"/>
+        </w:rPr>
+        <w:t xml:space="preserve"> الَّذِي يَتَحَدَّى كُلَّ مَا يُدْعَى إِلَهاً أَوْ مَعْبُوداً، وَيُعَادِيهِ مُتَرَفِّعاً عَلَيْهِ. بَلْ إِنَّهُ أَيْضاً يَتَّخِذُ مِنْ هَيْكَلِ اللهِ مَقَرّاً لَهُ، مُحَاوِلاً أَنْ يُبَرْهِنَ أَنَّهُ إِلَهٌ.</w:t>
       </w:r>
     </w:p>
     <w:p>
@@ -343,31 +741,27 @@
       </w:pPr>
       <w:r>
         <w:rPr>
+          <w:rtl/>
+          <w:cs/>
           <w:lang w:val="ar_AE" w:bidi="ar_AE"/>
         </w:rPr>
       </w:r>
       <w:r>
         <w:rPr>
           <w:vertAlign w:val="superscript"/>
-          <w:lang w:val="ar_AE" w:bidi="ar_AE"/>
-        </w:rPr>
-        <w:t>3</w:t>
-      </w:r>
-      <w:r>
-        <w:rPr>
-          <w:lang w:val="ar_AE" w:bidi="ar_AE"/>
-        </w:rPr>
-        <w:t xml:space="preserve"> مِنْ وَاجِبِنَا أَنْ نَشْكُرَ اللهَ عَلَى الدَّوَامِ لأَجْلِكُمْ أَيُّهَا الإِخْوَةُ. كَمَا أَنَّ هَذَا حَقٌّ: لأَنَّ إِيمَانَكُمْ يَنْمُو نُمُوّاً فَائِقاً، وَمَحَبَّةَ أَحَدِكُمْ لِلآخَرِ تَفِيضُ بَيْنَكُمْ جَمِيعاً.</w:t>
-      </w:r>
-      <w:r>
-        <w:rPr>
-          <w:lang w:val="ar_AE" w:bidi="ar_AE"/>
-        </w:rPr>
-      </w:r>
-      <w:r>
-        <w:rPr>
-          <w:lang w:val="ar_AE" w:bidi="ar_AE"/>
-        </w:rPr>
+          <w:rtl/>
+          <w:cs/>
+          <w:lang w:val="ar_AE" w:bidi="ar_AE"/>
+        </w:rPr>
+        <w:t>5</w:t>
+      </w:r>
+      <w:r>
+        <w:rPr>
+          <w:rtl/>
+          <w:cs/>
+          <w:lang w:val="ar_AE" w:bidi="ar_AE"/>
+        </w:rPr>
+        <w:t xml:space="preserve"> أَلا تَذْكُرُونَ أَنِّي كَثِيراً مَا قُلْتُ لَكُمْ هَذَا عِنْدَمَا كُنْتُ عِنْدَكُمْ؟</w:t>
       </w:r>
     </w:p>
     <w:p>
@@ -376,8 +770,27 @@
       </w:pPr>
       <w:r>
         <w:rPr>
-          <w:lang w:val="ar_AE" w:bidi="ar_AE"/>
-        </w:rPr>
+          <w:rtl/>
+          <w:cs/>
+          <w:lang w:val="ar_AE" w:bidi="ar_AE"/>
+        </w:rPr>
+      </w:r>
+      <w:r>
+        <w:rPr>
+          <w:vertAlign w:val="superscript"/>
+          <w:rtl/>
+          <w:cs/>
+          <w:lang w:val="ar_AE" w:bidi="ar_AE"/>
+        </w:rPr>
+        <w:t>6</w:t>
+      </w:r>
+      <w:r>
+        <w:rPr>
+          <w:rtl/>
+          <w:cs/>
+          <w:lang w:val="ar_AE" w:bidi="ar_AE"/>
+        </w:rPr>
+        <w:t xml:space="preserve"> وَأَنْتُمُ الآنَ تَعْرِفُونَ مَا الَّذِي يَحْتَجِزُهُ حَتَّى لَا يَظْهَرَ إِلَّا فِي الْوَقْتِ الْمُعَيَّنِ لَهُ.</w:t>
       </w:r>
     </w:p>
     <w:p>
@@ -386,31 +799,27 @@
       </w:pPr>
       <w:r>
         <w:rPr>
+          <w:rtl/>
+          <w:cs/>
           <w:lang w:val="ar_AE" w:bidi="ar_AE"/>
         </w:rPr>
       </w:r>
       <w:r>
         <w:rPr>
           <w:vertAlign w:val="superscript"/>
-          <w:lang w:val="ar_AE" w:bidi="ar_AE"/>
-        </w:rPr>
-        <w:t>4</w:t>
-      </w:r>
-      <w:r>
-        <w:rPr>
-          <w:lang w:val="ar_AE" w:bidi="ar_AE"/>
-        </w:rPr>
-        <w:t xml:space="preserve"> حَتَّى إِنَّنَا، نَحْنُ أَنْفُسَنَا، نَفْتَخِرُ بِكُمْ فِي كَنَائِسِ اللهِ بِسَبَبِ ثَبَاتِكُمْ وَإِيمَانِكُمْ فِي وَسَطِ كُلِّ مَا تَحْتَمِلُونَهُ مِنِ اضْطِهَادَاتٍ وَضِيقَاتٍ.</w:t>
-      </w:r>
-      <w:r>
-        <w:rPr>
-          <w:lang w:val="ar_AE" w:bidi="ar_AE"/>
-        </w:rPr>
-      </w:r>
-      <w:r>
-        <w:rPr>
-          <w:lang w:val="ar_AE" w:bidi="ar_AE"/>
-        </w:rPr>
+          <w:rtl/>
+          <w:cs/>
+          <w:lang w:val="ar_AE" w:bidi="ar_AE"/>
+        </w:rPr>
+        <w:t>7</w:t>
+      </w:r>
+      <w:r>
+        <w:rPr>
+          <w:rtl/>
+          <w:cs/>
+          <w:lang w:val="ar_AE" w:bidi="ar_AE"/>
+        </w:rPr>
+        <w:t xml:space="preserve"> فَإِنَّ الْعِصْيَانَ الآنَ يَعْمَلُ خُفْيَةً كَأَنَّهُ سِرٌّ. وَلَكِنْ فَقَطْ إِلَى أَنْ يُرْفَعَ مِنَ الْوَسَطِ ذَاكَ الَّذِي يَحْتَجِزُ الْمُتَمَرِّدَ.</w:t>
       </w:r>
     </w:p>
     <w:p>
@@ -419,8 +828,27 @@
       </w:pPr>
       <w:r>
         <w:rPr>
-          <w:lang w:val="ar_AE" w:bidi="ar_AE"/>
-        </w:rPr>
+          <w:rtl/>
+          <w:cs/>
+          <w:lang w:val="ar_AE" w:bidi="ar_AE"/>
+        </w:rPr>
+      </w:r>
+      <w:r>
+        <w:rPr>
+          <w:vertAlign w:val="superscript"/>
+          <w:rtl/>
+          <w:cs/>
+          <w:lang w:val="ar_AE" w:bidi="ar_AE"/>
+        </w:rPr>
+        <w:t>8</w:t>
+      </w:r>
+      <w:r>
+        <w:rPr>
+          <w:rtl/>
+          <w:cs/>
+          <w:lang w:val="ar_AE" w:bidi="ar_AE"/>
+        </w:rPr>
+        <w:t xml:space="preserve"> عِنْدَئِذٍ سَيَظْهَرُ الإِنْسَانُ الْمُتَمَرِّدُ ظُهُوراً جَلِيًّا فَيُبِيدُهُ الرَّبُّ يَسُوعُ بِنَفْخَةِ فَمِهِ وَيُلاشِيهِ بِبَهَاءِ ظُهُورِهِ عِنْدَ عَوْدَتِهِ.</w:t>
       </w:r>
     </w:p>
     <w:p>
@@ -429,31 +857,27 @@
       </w:pPr>
       <w:r>
         <w:rPr>
+          <w:rtl/>
+          <w:cs/>
           <w:lang w:val="ar_AE" w:bidi="ar_AE"/>
         </w:rPr>
       </w:r>
       <w:r>
         <w:rPr>
           <w:vertAlign w:val="superscript"/>
-          <w:lang w:val="ar_AE" w:bidi="ar_AE"/>
-        </w:rPr>
-        <w:t>5</w:t>
-      </w:r>
-      <w:r>
-        <w:rPr>
-          <w:lang w:val="ar_AE" w:bidi="ar_AE"/>
-        </w:rPr>
-        <w:t xml:space="preserve"> وَفِي هَذَا دَلِيلٌ عَلَى حُكْمِ اللهِ الْعَادِلِ، بِقَصْدِ أَنْ تُعْتَبَرُوا مُؤَهَّلِينَ لِمَلَكُوتِ اللهِ الَّذِي مِنْ أَجْلِهِ تُلاقُونَ الآلامَ.</w:t>
-      </w:r>
-      <w:r>
-        <w:rPr>
-          <w:lang w:val="ar_AE" w:bidi="ar_AE"/>
-        </w:rPr>
-      </w:r>
-      <w:r>
-        <w:rPr>
-          <w:lang w:val="ar_AE" w:bidi="ar_AE"/>
-        </w:rPr>
+          <w:rtl/>
+          <w:cs/>
+          <w:lang w:val="ar_AE" w:bidi="ar_AE"/>
+        </w:rPr>
+        <w:t>9</w:t>
+      </w:r>
+      <w:r>
+        <w:rPr>
+          <w:rtl/>
+          <w:cs/>
+          <w:lang w:val="ar_AE" w:bidi="ar_AE"/>
+        </w:rPr>
+        <w:t xml:space="preserve"> أَمَّا بُرُوزُ الْمُتَمَرِّدِ، فَسَوْفَ يَكُونُ بِقَدْرِ طَاقَةِ الشَّيْطَانِ عَلَى الْمُعْجِزَاتِ وَالْعَلامَاتِ وَالْعَجَائِبِ الْمُزَيَّفَةِ كُلِّهَا،</w:t>
       </w:r>
     </w:p>
     <w:p>
@@ -462,8 +886,27 @@
       </w:pPr>
       <w:r>
         <w:rPr>
-          <w:lang w:val="ar_AE" w:bidi="ar_AE"/>
-        </w:rPr>
+          <w:rtl/>
+          <w:cs/>
+          <w:lang w:val="ar_AE" w:bidi="ar_AE"/>
+        </w:rPr>
+      </w:r>
+      <w:r>
+        <w:rPr>
+          <w:vertAlign w:val="superscript"/>
+          <w:rtl/>
+          <w:cs/>
+          <w:lang w:val="ar_AE" w:bidi="ar_AE"/>
+        </w:rPr>
+        <w:t>10</w:t>
+      </w:r>
+      <w:r>
+        <w:rPr>
+          <w:rtl/>
+          <w:cs/>
+          <w:lang w:val="ar_AE" w:bidi="ar_AE"/>
+        </w:rPr>
+        <w:t xml:space="preserve"> وَعَلَى جَمِيعِ أَنْوَاعِ التَّضْلِيلِ الَّذِي يَجْرُفُ الْهَالِكِينَ إِلَى الْعِصْيَانِ، لأَنَّهُمْ لَمْ يَقْبَلُوا مَحَبَّةَ الْحَقِّ حَتَّى يَخْلُصُوا.</w:t>
       </w:r>
     </w:p>
     <w:p>
@@ -472,31 +915,27 @@
       </w:pPr>
       <w:r>
         <w:rPr>
+          <w:rtl/>
+          <w:cs/>
           <w:lang w:val="ar_AE" w:bidi="ar_AE"/>
         </w:rPr>
       </w:r>
       <w:r>
         <w:rPr>
           <w:vertAlign w:val="superscript"/>
-          <w:lang w:val="ar_AE" w:bidi="ar_AE"/>
-        </w:rPr>
-        <w:t>6</w:t>
-      </w:r>
-      <w:r>
-        <w:rPr>
-          <w:lang w:val="ar_AE" w:bidi="ar_AE"/>
-        </w:rPr>
-        <w:t xml:space="preserve"> فَمِنَ الْعَدْلِ عِنْدَ اللهِ حَقّاً أَنْ يُجَازِيَ بِالضِّيقَةِ أُولئِكَ الَّذِينَ يُضَايِقُونَكُمْ،</w:t>
-      </w:r>
-      <w:r>
-        <w:rPr>
-          <w:lang w:val="ar_AE" w:bidi="ar_AE"/>
-        </w:rPr>
-      </w:r>
-      <w:r>
-        <w:rPr>
-          <w:lang w:val="ar_AE" w:bidi="ar_AE"/>
-        </w:rPr>
+          <w:rtl/>
+          <w:cs/>
+          <w:lang w:val="ar_AE" w:bidi="ar_AE"/>
+        </w:rPr>
+        <w:t>11</w:t>
+      </w:r>
+      <w:r>
+        <w:rPr>
+          <w:rtl/>
+          <w:cs/>
+          <w:lang w:val="ar_AE" w:bidi="ar_AE"/>
+        </w:rPr>
+        <w:t xml:space="preserve"> وَلِهَذَا السَّبَبِ، سَيُرْسِلُ اللهُ إِلَيْهِمْ طَاقَةَ الضَّلالِ حَتَّى يُصَدِّقُوا مَا هُوَ دَجْلٌ،</w:t>
       </w:r>
     </w:p>
     <w:p>
@@ -505,8 +944,27 @@
       </w:pPr>
       <w:r>
         <w:rPr>
-          <w:lang w:val="ar_AE" w:bidi="ar_AE"/>
-        </w:rPr>
+          <w:rtl/>
+          <w:cs/>
+          <w:lang w:val="ar_AE" w:bidi="ar_AE"/>
+        </w:rPr>
+      </w:r>
+      <w:r>
+        <w:rPr>
+          <w:vertAlign w:val="superscript"/>
+          <w:rtl/>
+          <w:cs/>
+          <w:lang w:val="ar_AE" w:bidi="ar_AE"/>
+        </w:rPr>
+        <w:t>12</w:t>
+      </w:r>
+      <w:r>
+        <w:rPr>
+          <w:rtl/>
+          <w:cs/>
+          <w:lang w:val="ar_AE" w:bidi="ar_AE"/>
+        </w:rPr>
+        <w:t xml:space="preserve"> فَتَقَعَ الدَّيْنُونَةُ عَلَى جَمِيعِ الَّذِينَ لَمْ يُؤْمِنُوا بِالْحَقِّ بَلْ سَرَّهُمُ الإِثْمُ.</w:t>
       </w:r>
     </w:p>
     <w:p>
@@ -515,31 +973,27 @@
       </w:pPr>
       <w:r>
         <w:rPr>
+          <w:rtl/>
+          <w:cs/>
           <w:lang w:val="ar_AE" w:bidi="ar_AE"/>
         </w:rPr>
       </w:r>
       <w:r>
         <w:rPr>
           <w:vertAlign w:val="superscript"/>
-          <w:lang w:val="ar_AE" w:bidi="ar_AE"/>
-        </w:rPr>
-        <w:t>7</w:t>
-      </w:r>
-      <w:r>
-        <w:rPr>
-          <w:lang w:val="ar_AE" w:bidi="ar_AE"/>
-        </w:rPr>
-        <w:t xml:space="preserve"> وَأَنْ يُكَافِئَكُمْ، أَنْتُمُ الَّذِينَ تَتَضَايَقُونَ، كَمَا يُكَافِئُنَا نَحْنُ، بِالرَّاحَةِ لَدَى ظُهُورِ الرَّبِّ يَسُوعَ عَلَناً مِنَ السَّمَاءِ، وَمَعَهُ مَلائِكَةُ قُدْرَتِهِ،</w:t>
-      </w:r>
-      <w:r>
-        <w:rPr>
-          <w:lang w:val="ar_AE" w:bidi="ar_AE"/>
-        </w:rPr>
-      </w:r>
-      <w:r>
-        <w:rPr>
-          <w:lang w:val="ar_AE" w:bidi="ar_AE"/>
-        </w:rPr>
+          <w:rtl/>
+          <w:cs/>
+          <w:lang w:val="ar_AE" w:bidi="ar_AE"/>
+        </w:rPr>
+        <w:t>13</w:t>
+      </w:r>
+      <w:r>
+        <w:rPr>
+          <w:rtl/>
+          <w:cs/>
+          <w:lang w:val="ar_AE" w:bidi="ar_AE"/>
+        </w:rPr>
+        <w:t xml:space="preserve"> أَمَّا نَحْنُ، فَمِنْ وَاجِبِنَا أَنْ نَشْكُرَ اللهَ عَلَى الدَّوَامِ مِنْ أَجْلِكُمْ، أَيُّهَا الإِخْوَةُ الَّذِينَ يُحِبُّهُمُ الرَّبُّ، لأَنَّ اللهَ اخْتَارَكُمْ مِنَ الْبَدْءِ لِلْخَلاصِ، بِتَقْدِيسِ الرُّوحِ لَكُمْ وَإِيمَانِكُمْ بِالْحَقِّ.</w:t>
       </w:r>
     </w:p>
     <w:p>
@@ -548,8 +1002,27 @@
       </w:pPr>
       <w:r>
         <w:rPr>
-          <w:lang w:val="ar_AE" w:bidi="ar_AE"/>
-        </w:rPr>
+          <w:rtl/>
+          <w:cs/>
+          <w:lang w:val="ar_AE" w:bidi="ar_AE"/>
+        </w:rPr>
+      </w:r>
+      <w:r>
+        <w:rPr>
+          <w:vertAlign w:val="superscript"/>
+          <w:rtl/>
+          <w:cs/>
+          <w:lang w:val="ar_AE" w:bidi="ar_AE"/>
+        </w:rPr>
+        <w:t>14</w:t>
+      </w:r>
+      <w:r>
+        <w:rPr>
+          <w:rtl/>
+          <w:cs/>
+          <w:lang w:val="ar_AE" w:bidi="ar_AE"/>
+        </w:rPr>
+        <w:t xml:space="preserve"> فَإِلَى هَذَا الأَمْرِ قَدْ دَعَاكُمْ بِبِشَارَتِنَا لَكُمْ، لِنَوَالِ مَجْدِ رَبِّنَا يَسُوعَ الْمَسِيحِ.</w:t>
       </w:r>
     </w:p>
     <w:p>
@@ -558,31 +1031,27 @@
       </w:pPr>
       <w:r>
         <w:rPr>
+          <w:rtl/>
+          <w:cs/>
           <w:lang w:val="ar_AE" w:bidi="ar_AE"/>
         </w:rPr>
       </w:r>
       <w:r>
         <w:rPr>
           <w:vertAlign w:val="superscript"/>
-          <w:lang w:val="ar_AE" w:bidi="ar_AE"/>
-        </w:rPr>
-        <w:t>8</w:t>
-      </w:r>
-      <w:r>
-        <w:rPr>
-          <w:lang w:val="ar_AE" w:bidi="ar_AE"/>
-        </w:rPr>
-        <w:t xml:space="preserve"> وَسَطَ نَارٍ مُلْتَهِبَةٍ، مُنْتَقِماً إِلَى التَّمَامِ مِنْ الَّذِينَ لا يَعْرِفُونَ اللهَ وَغَيْرِ الْمُطِيعِينَ لإِنْجِيلِ رَبِّنَا يَسُوعَ.</w:t>
-      </w:r>
-      <w:r>
-        <w:rPr>
-          <w:lang w:val="ar_AE" w:bidi="ar_AE"/>
-        </w:rPr>
-      </w:r>
-      <w:r>
-        <w:rPr>
-          <w:lang w:val="ar_AE" w:bidi="ar_AE"/>
-        </w:rPr>
+          <w:rtl/>
+          <w:cs/>
+          <w:lang w:val="ar_AE" w:bidi="ar_AE"/>
+        </w:rPr>
+        <w:t>15</w:t>
+      </w:r>
+      <w:r>
+        <w:rPr>
+          <w:rtl/>
+          <w:cs/>
+          <w:lang w:val="ar_AE" w:bidi="ar_AE"/>
+        </w:rPr>
+        <w:t xml:space="preserve"> فَاثْبُتُوا إِذَنْ، أَيُّهَا الإِخْوَةُ، وَتَمَسَّكُوا بِالتَّعَالِيمِ الَّتِي تَلَقَّيْتُمُوهَا مِنَّا، سَوَاءٌ كَانَ بِالْكَلامِ أَمْ بِرِسَالَتِنَا.</w:t>
       </w:r>
     </w:p>
     <w:p>
@@ -591,8 +1060,27 @@
       </w:pPr>
       <w:r>
         <w:rPr>
-          <w:lang w:val="ar_AE" w:bidi="ar_AE"/>
-        </w:rPr>
+          <w:rtl/>
+          <w:cs/>
+          <w:lang w:val="ar_AE" w:bidi="ar_AE"/>
+        </w:rPr>
+      </w:r>
+      <w:r>
+        <w:rPr>
+          <w:vertAlign w:val="superscript"/>
+          <w:rtl/>
+          <w:cs/>
+          <w:lang w:val="ar_AE" w:bidi="ar_AE"/>
+        </w:rPr>
+        <w:t>16</w:t>
+      </w:r>
+      <w:r>
+        <w:rPr>
+          <w:rtl/>
+          <w:cs/>
+          <w:lang w:val="ar_AE" w:bidi="ar_AE"/>
+        </w:rPr>
+        <w:t xml:space="preserve"> وَلَيْتَ رَبَّنَا يَسُوعَ الْمَسِيحَ نَفْسَهُ، وَاللهَ أَبَانَا، الَّذِي أَحَبَّنَا وَوَهَبَنَا بِنِعْمَتِهِ رَاحَةً أَبَدِيَّةً وَرَجَاءً صَالِحاً،</w:t>
       </w:r>
     </w:p>
     <w:p>
@@ -601,39 +1089,46 @@
       </w:pPr>
       <w:r>
         <w:rPr>
+          <w:rtl/>
+          <w:cs/>
           <w:lang w:val="ar_AE" w:bidi="ar_AE"/>
         </w:rPr>
       </w:r>
       <w:r>
         <w:rPr>
           <w:vertAlign w:val="superscript"/>
-          <w:lang w:val="ar_AE" w:bidi="ar_AE"/>
-        </w:rPr>
-        <w:t>9</w:t>
-      </w:r>
-      <w:r>
-        <w:rPr>
-          <w:lang w:val="ar_AE" w:bidi="ar_AE"/>
-        </w:rPr>
-        <w:t xml:space="preserve"> فَهَؤُلاءِ سَيُكَابِدُونَ عِقَابَ الْهَلاكِ الأَبَدِيِّ، بَعِيداً عَنْ حَضْرَةِ الرَّبِّ وَعَنْ مَجْدِ قُوَّتِهِ،</w:t>
-      </w:r>
-      <w:r>
-        <w:rPr>
-          <w:lang w:val="ar_AE" w:bidi="ar_AE"/>
-        </w:rPr>
-      </w:r>
-      <w:r>
-        <w:rPr>
-          <w:lang w:val="ar_AE" w:bidi="ar_AE"/>
-        </w:rPr>
+          <w:rtl/>
+          <w:cs/>
+          <w:lang w:val="ar_AE" w:bidi="ar_AE"/>
+        </w:rPr>
+        <w:t>17</w:t>
+      </w:r>
+      <w:r>
+        <w:rPr>
+          <w:rtl/>
+          <w:cs/>
+          <w:lang w:val="ar_AE" w:bidi="ar_AE"/>
+        </w:rPr>
+        <w:t xml:space="preserve"> يُشَجِّعُ قُلُوبَكُمْ وَيُرَسِّخُكُمْ في كُلِّ عَمَلٍ صَالِحٍ وَقَوْلٍ حَسَنٍ!</w:t>
       </w:r>
     </w:p>
     <w:p>
       <w:pPr>
+        <w:pStyle w:val="Heading2"/>
         <w:bidi/>
       </w:pPr>
       <w:r>
         <w:rPr>
+          <w:rtl/>
+          <w:cs/>
+          <w:lang w:val="ar_AE" w:bidi="ar_AE"/>
+        </w:rPr>
+        <w:t>تسالونيكي الثانية 3:1</w:t>
+      </w:r>
+      <w:r>
+        <w:rPr>
+          <w:rtl/>
+          <w:cs/>
           <w:lang w:val="ar_AE" w:bidi="ar_AE"/>
         </w:rPr>
       </w:r>
@@ -644,31 +1139,27 @@
       </w:pPr>
       <w:r>
         <w:rPr>
+          <w:rtl/>
+          <w:cs/>
           <w:lang w:val="ar_AE" w:bidi="ar_AE"/>
         </w:rPr>
       </w:r>
       <w:r>
         <w:rPr>
           <w:vertAlign w:val="superscript"/>
-          <w:lang w:val="ar_AE" w:bidi="ar_AE"/>
-        </w:rPr>
-        <w:t>10</w:t>
-      </w:r>
-      <w:r>
-        <w:rPr>
-          <w:lang w:val="ar_AE" w:bidi="ar_AE"/>
-        </w:rPr>
-        <w:t xml:space="preserve"> عِنْدَمَا يَعُودُ فِي ذَلِكَ الْيَوْمِ لِيَتَمَجَّدَ فِي قِدِّيسِيهِ وَيَكُونَ مَوْضِعَ الْعَجَبِ عِنْدَ جَمِيعِ الَّذِينَ آمَنُوا، وَأَنْتُمْ قَدْ آمَنْتُمْ بِشَهَادَتِنَا لَكُمْ!</w:t>
-      </w:r>
-      <w:r>
-        <w:rPr>
-          <w:lang w:val="ar_AE" w:bidi="ar_AE"/>
-        </w:rPr>
-      </w:r>
-      <w:r>
-        <w:rPr>
-          <w:lang w:val="ar_AE" w:bidi="ar_AE"/>
-        </w:rPr>
+          <w:rtl/>
+          <w:cs/>
+          <w:lang w:val="ar_AE" w:bidi="ar_AE"/>
+        </w:rPr>
+        <w:t>1</w:t>
+      </w:r>
+      <w:r>
+        <w:rPr>
+          <w:rtl/>
+          <w:cs/>
+          <w:lang w:val="ar_AE" w:bidi="ar_AE"/>
+        </w:rPr>
+        <w:t xml:space="preserve"> وَبَعْدُ، أَيُّهَا الإِخْوَةُ، صَلُّوا لأَجْلِنَا، لِتَنْتَشِرَ كَلِمَةُ الرَّبِّ بِسُرْعَةٍ وَتَتَمَجَّدَ كَمَا هِيَ الْحَالُ عِنْدَكُمْ،</w:t>
       </w:r>
     </w:p>
     <w:p>
@@ -677,8 +1168,27 @@
       </w:pPr>
       <w:r>
         <w:rPr>
-          <w:lang w:val="ar_AE" w:bidi="ar_AE"/>
-        </w:rPr>
+          <w:rtl/>
+          <w:cs/>
+          <w:lang w:val="ar_AE" w:bidi="ar_AE"/>
+        </w:rPr>
+      </w:r>
+      <w:r>
+        <w:rPr>
+          <w:vertAlign w:val="superscript"/>
+          <w:rtl/>
+          <w:cs/>
+          <w:lang w:val="ar_AE" w:bidi="ar_AE"/>
+        </w:rPr>
+        <w:t>2</w:t>
+      </w:r>
+      <w:r>
+        <w:rPr>
+          <w:rtl/>
+          <w:cs/>
+          <w:lang w:val="ar_AE" w:bidi="ar_AE"/>
+        </w:rPr>
+        <w:t xml:space="preserve"> وَلِيُنْقِذَنَا اللهُ مِنَ النَّاسِ الأَرْدِيَاءِ الأَشْرَارِ، لأَنَّ الإِيمَانَ لَيْسَ مِنْ نَصِيبِ الْجَمِيعِ.</w:t>
       </w:r>
     </w:p>
     <w:p>
@@ -687,31 +1197,27 @@
       </w:pPr>
       <w:r>
         <w:rPr>
+          <w:rtl/>
+          <w:cs/>
           <w:lang w:val="ar_AE" w:bidi="ar_AE"/>
         </w:rPr>
       </w:r>
       <w:r>
         <w:rPr>
           <w:vertAlign w:val="superscript"/>
-          <w:lang w:val="ar_AE" w:bidi="ar_AE"/>
-        </w:rPr>
-        <w:t>11</w:t>
-      </w:r>
-      <w:r>
-        <w:rPr>
-          <w:lang w:val="ar_AE" w:bidi="ar_AE"/>
-        </w:rPr>
-        <w:t xml:space="preserve"> لأَجْلِ ذَلِكَ أَيْضاً نُصَلِّي مِنْ أَجْلِكُمْ عَلَى الدَّوَامِ، لِكَيْ يَجْعَلَكُمْ إِلهُنَا مُؤَهَّلِينَ لِلدَّعْوَةِ الإِلهِيَّةِ وَيُتِمَّ فِيكُمْ، بِقُدْرَتِهِ، كُلَّ مَا يُسِرُّهُ مِنَ الصَّلاحِ وَفَعَّالِيَّةِ الإِيمَانِ،</w:t>
-      </w:r>
-      <w:r>
-        <w:rPr>
-          <w:lang w:val="ar_AE" w:bidi="ar_AE"/>
-        </w:rPr>
-      </w:r>
-      <w:r>
-        <w:rPr>
-          <w:lang w:val="ar_AE" w:bidi="ar_AE"/>
-        </w:rPr>
+          <w:rtl/>
+          <w:cs/>
+          <w:lang w:val="ar_AE" w:bidi="ar_AE"/>
+        </w:rPr>
+        <w:t>3</w:t>
+      </w:r>
+      <w:r>
+        <w:rPr>
+          <w:rtl/>
+          <w:cs/>
+          <w:lang w:val="ar_AE" w:bidi="ar_AE"/>
+        </w:rPr>
+        <w:t xml:space="preserve"> إِلَّا أَنَّ الرَّبَّ أَمِينٌ؛ فَهُوَ سَيُثَبِّتُكُمْ وَيَحْمِيكُمْ مِنَ الشَّرِّ.</w:t>
       </w:r>
     </w:p>
     <w:p>
@@ -720,8 +1226,27 @@
       </w:pPr>
       <w:r>
         <w:rPr>
-          <w:lang w:val="ar_AE" w:bidi="ar_AE"/>
-        </w:rPr>
+          <w:rtl/>
+          <w:cs/>
+          <w:lang w:val="ar_AE" w:bidi="ar_AE"/>
+        </w:rPr>
+      </w:r>
+      <w:r>
+        <w:rPr>
+          <w:vertAlign w:val="superscript"/>
+          <w:rtl/>
+          <w:cs/>
+          <w:lang w:val="ar_AE" w:bidi="ar_AE"/>
+        </w:rPr>
+        <w:t>4</w:t>
+      </w:r>
+      <w:r>
+        <w:rPr>
+          <w:rtl/>
+          <w:cs/>
+          <w:lang w:val="ar_AE" w:bidi="ar_AE"/>
+        </w:rPr>
+        <w:t xml:space="preserve"> وَلَنَا فِي الرَّبِّ مِلْءُ الثِّقَةِ مِنْ جِهَتِكُمْ بِأَنَّكُمْ عَامِلُونَ بِمَا نُوصِيكُمْ بِهِ، وَسَتَعْمَلُونَ بِهِ أَيْضاً.</w:t>
       </w:r>
     </w:p>
     <w:p>
@@ -730,31 +1255,27 @@
       </w:pPr>
       <w:r>
         <w:rPr>
+          <w:rtl/>
+          <w:cs/>
           <w:lang w:val="ar_AE" w:bidi="ar_AE"/>
         </w:rPr>
       </w:r>
       <w:r>
         <w:rPr>
           <w:vertAlign w:val="superscript"/>
-          <w:lang w:val="ar_AE" w:bidi="ar_AE"/>
-        </w:rPr>
-        <w:t>12</w:t>
-      </w:r>
-      <w:r>
-        <w:rPr>
-          <w:lang w:val="ar_AE" w:bidi="ar_AE"/>
-        </w:rPr>
-        <w:t xml:space="preserve"> حَتَّى يَتَمَجَّدَ اسْمُ رَبِّنَا يَسُوعَ فِيكُمْ وَتَتَمَجَّدُوا أَنْتُمْ فِيهِ وَفْقاً لِنِعْمَةِ إِلهِنَا وَرَبِّنَا يَسُوعَ الْمَسِيحِ.</w:t>
-      </w:r>
-      <w:r>
-        <w:rPr>
-          <w:lang w:val="ar_AE" w:bidi="ar_AE"/>
-        </w:rPr>
-      </w:r>
-      <w:r>
-        <w:rPr>
-          <w:lang w:val="ar_AE" w:bidi="ar_AE"/>
-        </w:rPr>
+          <w:rtl/>
+          <w:cs/>
+          <w:lang w:val="ar_AE" w:bidi="ar_AE"/>
+        </w:rPr>
+        <w:t>5</w:t>
+      </w:r>
+      <w:r>
+        <w:rPr>
+          <w:rtl/>
+          <w:cs/>
+          <w:lang w:val="ar_AE" w:bidi="ar_AE"/>
+        </w:rPr>
+        <w:t xml:space="preserve"> وَلْيَهْدِ اللهُ قُلُوبَكُمْ إِلَى مَا لَدَى اللهِ مِنَ الْمَحَبَّةِ وَلَدَى الْمَسِيحِ مِنَ الصَّبْرِ!</w:t>
       </w:r>
     </w:p>
     <w:p>
@@ -763,25 +1284,56 @@
       </w:pPr>
       <w:r>
         <w:rPr>
-          <w:lang w:val="ar_AE" w:bidi="ar_AE"/>
-        </w:rPr>
+          <w:rtl/>
+          <w:cs/>
+          <w:lang w:val="ar_AE" w:bidi="ar_AE"/>
+        </w:rPr>
+      </w:r>
+      <w:r>
+        <w:rPr>
+          <w:vertAlign w:val="superscript"/>
+          <w:rtl/>
+          <w:cs/>
+          <w:lang w:val="ar_AE" w:bidi="ar_AE"/>
+        </w:rPr>
+        <w:t>6</w:t>
+      </w:r>
+      <w:r>
+        <w:rPr>
+          <w:rtl/>
+          <w:cs/>
+          <w:lang w:val="ar_AE" w:bidi="ar_AE"/>
+        </w:rPr>
+        <w:t xml:space="preserve"> ثُمَّ نُوصِيكُمْ، أَيُّهَا الإِخْوَةُ، بِاسْمِ رَبِّنَا يَسُوعَ الْمَسِيحِ، أَنْ تَعْتَزِلُوا عَنْ كُلِّ أَخٍ يَسْلُكُ سُلُوكاً فَوْضَوِيًّا، لَا يُوَافِقُ التَّعْلِيمَ الَّذِي تَلَقَّيْتُمُوهُ مِنَّا.</w:t>
       </w:r>
     </w:p>
     <w:p>
       <w:pPr>
-        <w:pStyle w:val="Heading2"/>
         <w:bidi/>
       </w:pPr>
       <w:r>
         <w:rPr>
-          <w:lang w:val="ar_AE" w:bidi="ar_AE"/>
-        </w:rPr>
-        <w:t>2 Thessalonians 2:1</w:t>
-      </w:r>
-      <w:r>
-        <w:rPr>
-          <w:lang w:val="ar_AE" w:bidi="ar_AE"/>
-        </w:rPr>
+          <w:rtl/>
+          <w:cs/>
+          <w:lang w:val="ar_AE" w:bidi="ar_AE"/>
+        </w:rPr>
+      </w:r>
+      <w:r>
+        <w:rPr>
+          <w:vertAlign w:val="superscript"/>
+          <w:rtl/>
+          <w:cs/>
+          <w:lang w:val="ar_AE" w:bidi="ar_AE"/>
+        </w:rPr>
+        <w:t>7</w:t>
+      </w:r>
+      <w:r>
+        <w:rPr>
+          <w:rtl/>
+          <w:cs/>
+          <w:lang w:val="ar_AE" w:bidi="ar_AE"/>
+        </w:rPr>
+        <w:t xml:space="preserve"> فَأَنْتُمْ أَنْفُسُكُمْ تَعْرِفُونَ كَيْفَ يَنْبَغِي أَنْ تَقْتَدُوا بِنَا، لأَنَّ سُلُوكَنَا بَيْنَكُمْ لَمْ يَكُنْ فَوْضَوِيًّا،</w:t>
       </w:r>
     </w:p>
     <w:p>
@@ -790,31 +1342,27 @@
       </w:pPr>
       <w:r>
         <w:rPr>
+          <w:rtl/>
+          <w:cs/>
           <w:lang w:val="ar_AE" w:bidi="ar_AE"/>
         </w:rPr>
       </w:r>
       <w:r>
         <w:rPr>
           <w:vertAlign w:val="superscript"/>
-          <w:lang w:val="ar_AE" w:bidi="ar_AE"/>
-        </w:rPr>
-        <w:t>1</w:t>
-      </w:r>
-      <w:r>
-        <w:rPr>
-          <w:lang w:val="ar_AE" w:bidi="ar_AE"/>
-        </w:rPr>
-        <w:t xml:space="preserve"> وَلَكِنْ بِالنِّسْبَةِ إِلَى رُجُوعِ رَبِّنَا يَسُوعَ الْمَسِيحِ وَاجْتِمَاعِنَا إِلَيْهِ مَعاً، نَرْجُو مِنْكُمْ أَيُّهَا الإِخْوَةُ</w:t>
-      </w:r>
-      <w:r>
-        <w:rPr>
-          <w:lang w:val="ar_AE" w:bidi="ar_AE"/>
-        </w:rPr>
-      </w:r>
-      <w:r>
-        <w:rPr>
-          <w:lang w:val="ar_AE" w:bidi="ar_AE"/>
-        </w:rPr>
+          <w:rtl/>
+          <w:cs/>
+          <w:lang w:val="ar_AE" w:bidi="ar_AE"/>
+        </w:rPr>
+        <w:t>8</w:t>
+      </w:r>
+      <w:r>
+        <w:rPr>
+          <w:rtl/>
+          <w:cs/>
+          <w:lang w:val="ar_AE" w:bidi="ar_AE"/>
+        </w:rPr>
+        <w:t xml:space="preserve"> وَلا أَكَلْنَا الْخُبْزَ مِنْ عِنْدِ أَحَدٍ مَجَّاناً، بَلْ كُنَّا نَشْتَغِلُ بِتَعَبٍ وَكَدٍّ لَيْلَ نَهَارَ، لِكَيْ لَا نَكُونَ عِبْئاً ثَقِيلاً عَلَى أَيِّ وَاحِدٍ مِنْكُمْ.</w:t>
       </w:r>
     </w:p>
     <w:p>
@@ -823,8 +1371,27 @@
       </w:pPr>
       <w:r>
         <w:rPr>
-          <w:lang w:val="ar_AE" w:bidi="ar_AE"/>
-        </w:rPr>
+          <w:rtl/>
+          <w:cs/>
+          <w:lang w:val="ar_AE" w:bidi="ar_AE"/>
+        </w:rPr>
+      </w:r>
+      <w:r>
+        <w:rPr>
+          <w:vertAlign w:val="superscript"/>
+          <w:rtl/>
+          <w:cs/>
+          <w:lang w:val="ar_AE" w:bidi="ar_AE"/>
+        </w:rPr>
+        <w:t>9</w:t>
+      </w:r>
+      <w:r>
+        <w:rPr>
+          <w:rtl/>
+          <w:cs/>
+          <w:lang w:val="ar_AE" w:bidi="ar_AE"/>
+        </w:rPr>
+        <w:t xml:space="preserve"> وَذَلِكَ لَا يَعْنِي أَنَّهُ لَيْسَ لَنَا حَقٌّ، بَلْ لِنَجْعَلَ أَنْفُسَنَا مِثَالاً لَكُمْ لِتَقْتَدُوا بِنَا.</w:t>
       </w:r>
     </w:p>
     <w:p>
@@ -833,31 +1400,27 @@
       </w:pPr>
       <w:r>
         <w:rPr>
+          <w:rtl/>
+          <w:cs/>
           <w:lang w:val="ar_AE" w:bidi="ar_AE"/>
         </w:rPr>
       </w:r>
       <w:r>
         <w:rPr>
           <w:vertAlign w:val="superscript"/>
-          <w:lang w:val="ar_AE" w:bidi="ar_AE"/>
-        </w:rPr>
-        <w:t>2</w:t>
-      </w:r>
-      <w:r>
-        <w:rPr>
-          <w:lang w:val="ar_AE" w:bidi="ar_AE"/>
-        </w:rPr>
-        <w:t xml:space="preserve"> أَلَّا تَضْطَرِبَ أَفْكَارُكُمْ سَرِيعاً وَلا تَقْلَقُوا، لَا مِنْ إِيحَاءٍ وَلا مِنْ خَبَرٍ وَلا مِنْ رِسَالَةٍ مَنْسُوبَةٍ إِلَيْنَا زُوراً، يُزْعَمُ فِيهَا أَنَّ يَوْمَ الرَّبِّ قَدْ حَلَّ فِعْلاً.</w:t>
-      </w:r>
-      <w:r>
-        <w:rPr>
-          <w:lang w:val="ar_AE" w:bidi="ar_AE"/>
-        </w:rPr>
-      </w:r>
-      <w:r>
-        <w:rPr>
-          <w:lang w:val="ar_AE" w:bidi="ar_AE"/>
-        </w:rPr>
+          <w:rtl/>
+          <w:cs/>
+          <w:lang w:val="ar_AE" w:bidi="ar_AE"/>
+        </w:rPr>
+        <w:t>10</w:t>
+      </w:r>
+      <w:r>
+        <w:rPr>
+          <w:rtl/>
+          <w:cs/>
+          <w:lang w:val="ar_AE" w:bidi="ar_AE"/>
+        </w:rPr>
+        <w:t xml:space="preserve"> فَلَمَّا كُنَّا عِنْدَكُمْ، أَوْصَيْنَاكُمْ بِهَذَا الْمَبْدَأ: إِنْ كَانَ أَحَدٌ لَا يُرِيدُ أَنْ يَشْتَغِلَ، فَلا يَأْكُلْ!</w:t>
       </w:r>
     </w:p>
     <w:p>
@@ -866,8 +1429,27 @@
       </w:pPr>
       <w:r>
         <w:rPr>
-          <w:lang w:val="ar_AE" w:bidi="ar_AE"/>
-        </w:rPr>
+          <w:rtl/>
+          <w:cs/>
+          <w:lang w:val="ar_AE" w:bidi="ar_AE"/>
+        </w:rPr>
+      </w:r>
+      <w:r>
+        <w:rPr>
+          <w:vertAlign w:val="superscript"/>
+          <w:rtl/>
+          <w:cs/>
+          <w:lang w:val="ar_AE" w:bidi="ar_AE"/>
+        </w:rPr>
+        <w:t>11</w:t>
+      </w:r>
+      <w:r>
+        <w:rPr>
+          <w:rtl/>
+          <w:cs/>
+          <w:lang w:val="ar_AE" w:bidi="ar_AE"/>
+        </w:rPr>
+        <w:t xml:space="preserve"> وَقَدْ سَمِعْنَا أَنَّ بَيْنَكُمْ بَعْضَ الَّذِينَ يَسْلُكُونَ سُلُوكاً فَوْضَوِيًّا فَلا يَشْتَغِلُونَ شَيْئاً بَلْ يَتَلَهَّوْنَ بِشُؤُونِ غَيْرِهِمْ.</w:t>
       </w:r>
     </w:p>
     <w:p>
@@ -876,31 +1458,27 @@
       </w:pPr>
       <w:r>
         <w:rPr>
+          <w:rtl/>
+          <w:cs/>
           <w:lang w:val="ar_AE" w:bidi="ar_AE"/>
         </w:rPr>
       </w:r>
       <w:r>
         <w:rPr>
           <w:vertAlign w:val="superscript"/>
-          <w:lang w:val="ar_AE" w:bidi="ar_AE"/>
-        </w:rPr>
-        <w:t>3</w:t>
-      </w:r>
-      <w:r>
-        <w:rPr>
-          <w:lang w:val="ar_AE" w:bidi="ar_AE"/>
-        </w:rPr>
-        <w:t xml:space="preserve"> لَا تَدَعُوا أَحَداً يَخْدَعُكُمْ بِأَيَّةِ وَسِيلَةٍ! فَإِنَّ ذَلِكَ الْيَوْمَ لَا يَأْتِي دُونَ أَنْ يَسْبِقَهُ انْتِشَارُ الارْتِدَادِ وَظُهُورُ إِنْسَانِ الْعِصْيَانِ، ابْنِ الْهَلاكِ،</w:t>
-      </w:r>
-      <w:r>
-        <w:rPr>
-          <w:lang w:val="ar_AE" w:bidi="ar_AE"/>
-        </w:rPr>
-      </w:r>
-      <w:r>
-        <w:rPr>
-          <w:lang w:val="ar_AE" w:bidi="ar_AE"/>
-        </w:rPr>
+          <w:rtl/>
+          <w:cs/>
+          <w:lang w:val="ar_AE" w:bidi="ar_AE"/>
+        </w:rPr>
+        <w:t>12</w:t>
+      </w:r>
+      <w:r>
+        <w:rPr>
+          <w:rtl/>
+          <w:cs/>
+          <w:lang w:val="ar_AE" w:bidi="ar_AE"/>
+        </w:rPr>
+        <w:t xml:space="preserve"> فَمِثْلُ هَؤُلاءِ نُوصِيهِمْ وَنُنَاشِدُهُمْ، فِي الرَّبِّ يَسُوعَ الْمَسِيحِ، أَنْ يَكْسِبُوا مَعِيشَتَهُمْ بِأَنْفُسِهِمْ، مُشْتَغِلِينَ بِهُدُوءٍ.</w:t>
       </w:r>
     </w:p>
     <w:p>
@@ -909,8 +1487,27 @@
       </w:pPr>
       <w:r>
         <w:rPr>
-          <w:lang w:val="ar_AE" w:bidi="ar_AE"/>
-        </w:rPr>
+          <w:rtl/>
+          <w:cs/>
+          <w:lang w:val="ar_AE" w:bidi="ar_AE"/>
+        </w:rPr>
+      </w:r>
+      <w:r>
+        <w:rPr>
+          <w:vertAlign w:val="superscript"/>
+          <w:rtl/>
+          <w:cs/>
+          <w:lang w:val="ar_AE" w:bidi="ar_AE"/>
+        </w:rPr>
+        <w:t>13</w:t>
+      </w:r>
+      <w:r>
+        <w:rPr>
+          <w:rtl/>
+          <w:cs/>
+          <w:lang w:val="ar_AE" w:bidi="ar_AE"/>
+        </w:rPr>
+        <w:t xml:space="preserve"> أَمَّا أَنْتُمْ، أَيُّهَا الإِخْوَةُ، فَلا تَمَلُّوا مِنْ عَمَلِ الْخَيْرِ.</w:t>
       </w:r>
     </w:p>
     <w:p>
@@ -919,31 +1516,27 @@
       </w:pPr>
       <w:r>
         <w:rPr>
+          <w:rtl/>
+          <w:cs/>
           <w:lang w:val="ar_AE" w:bidi="ar_AE"/>
         </w:rPr>
       </w:r>
       <w:r>
         <w:rPr>
           <w:vertAlign w:val="superscript"/>
-          <w:lang w:val="ar_AE" w:bidi="ar_AE"/>
-        </w:rPr>
-        <w:t>4</w:t>
-      </w:r>
-      <w:r>
-        <w:rPr>
-          <w:lang w:val="ar_AE" w:bidi="ar_AE"/>
-        </w:rPr>
-        <w:t xml:space="preserve"> الَّذِي يَتَحَدَّى كُلَّ مَا يُدْعَى إِلَهاً أَوْ مَعْبُوداً، وَيُعَادِيهِ مُتَرَفِّعاً عَلَيْهِ. بَلْ إِنَّهُ أَيْضاً يَتَّخِذُ مِنْ هَيْكَلِ اللهِ مَقَرّاً لَهُ، مُحَاوِلاً أَنْ يُبَرْهِنَ أَنَّهُ إِلَهٌ.</w:t>
-      </w:r>
-      <w:r>
-        <w:rPr>
-          <w:lang w:val="ar_AE" w:bidi="ar_AE"/>
-        </w:rPr>
-      </w:r>
-      <w:r>
-        <w:rPr>
-          <w:lang w:val="ar_AE" w:bidi="ar_AE"/>
-        </w:rPr>
+          <w:rtl/>
+          <w:cs/>
+          <w:lang w:val="ar_AE" w:bidi="ar_AE"/>
+        </w:rPr>
+        <w:t>14</w:t>
+      </w:r>
+      <w:r>
+        <w:rPr>
+          <w:rtl/>
+          <w:cs/>
+          <w:lang w:val="ar_AE" w:bidi="ar_AE"/>
+        </w:rPr>
+        <w:t xml:space="preserve"> وَإِنْ كَانَ أَحَدٌ لَا يُطِيعُ كَلِمَتَنَا فِي هذِهِ الرِّسَالَةِ، فَلاحِظُوهُ وَلا تَتَعَامَلُوا مَعَهُ، لِتَدْفَعُوهُ إِلَى الْخَجَلِ.</w:t>
       </w:r>
     </w:p>
     <w:p>
@@ -952,8 +1545,27 @@
       </w:pPr>
       <w:r>
         <w:rPr>
-          <w:lang w:val="ar_AE" w:bidi="ar_AE"/>
-        </w:rPr>
+          <w:rtl/>
+          <w:cs/>
+          <w:lang w:val="ar_AE" w:bidi="ar_AE"/>
+        </w:rPr>
+      </w:r>
+      <w:r>
+        <w:rPr>
+          <w:vertAlign w:val="superscript"/>
+          <w:rtl/>
+          <w:cs/>
+          <w:lang w:val="ar_AE" w:bidi="ar_AE"/>
+        </w:rPr>
+        <w:t>15</w:t>
+      </w:r>
+      <w:r>
+        <w:rPr>
+          <w:rtl/>
+          <w:cs/>
+          <w:lang w:val="ar_AE" w:bidi="ar_AE"/>
+        </w:rPr>
+        <w:t xml:space="preserve"> وَلكِنْ، لَا تَعْتَبِرُوهُ عَدُوّاً لَكُمْ، بَلْ أَرْشِدُوهُ بِاعْتِبَارِهِ أَخاً.</w:t>
       </w:r>
     </w:p>
     <w:p>
@@ -962,31 +1574,27 @@
       </w:pPr>
       <w:r>
         <w:rPr>
+          <w:rtl/>
+          <w:cs/>
           <w:lang w:val="ar_AE" w:bidi="ar_AE"/>
         </w:rPr>
       </w:r>
       <w:r>
         <w:rPr>
           <w:vertAlign w:val="superscript"/>
-          <w:lang w:val="ar_AE" w:bidi="ar_AE"/>
-        </w:rPr>
-        <w:t>5</w:t>
-      </w:r>
-      <w:r>
-        <w:rPr>
-          <w:lang w:val="ar_AE" w:bidi="ar_AE"/>
-        </w:rPr>
-        <w:t xml:space="preserve"> أَلا تَذْكُرُونَ أَنِّي كَثِيراً مَا قُلْتُ لَكُمْ هَذَا عِنْدَمَا كُنْتُ عِنْدَكُمْ؟</w:t>
-      </w:r>
-      <w:r>
-        <w:rPr>
-          <w:lang w:val="ar_AE" w:bidi="ar_AE"/>
-        </w:rPr>
-      </w:r>
-      <w:r>
-        <w:rPr>
-          <w:lang w:val="ar_AE" w:bidi="ar_AE"/>
-        </w:rPr>
+          <w:rtl/>
+          <w:cs/>
+          <w:lang w:val="ar_AE" w:bidi="ar_AE"/>
+        </w:rPr>
+        <w:t>16</w:t>
+      </w:r>
+      <w:r>
+        <w:rPr>
+          <w:rtl/>
+          <w:cs/>
+          <w:lang w:val="ar_AE" w:bidi="ar_AE"/>
+        </w:rPr>
+        <w:t xml:space="preserve"> وَلْيُعْطِكُمْ رَبُّ السَّلامِ نَفْسُهُ السَّلامَ عَلَى الدَّوَامِ وَفِي كُلِّ حَالٍ! وَلْيَكُنِ الرَّبُّ مَعَكُمْ جَمِيعاً!</w:t>
       </w:r>
     </w:p>
     <w:p>
@@ -995,8 +1603,27 @@
       </w:pPr>
       <w:r>
         <w:rPr>
-          <w:lang w:val="ar_AE" w:bidi="ar_AE"/>
-        </w:rPr>
+          <w:rtl/>
+          <w:cs/>
+          <w:lang w:val="ar_AE" w:bidi="ar_AE"/>
+        </w:rPr>
+      </w:r>
+      <w:r>
+        <w:rPr>
+          <w:vertAlign w:val="superscript"/>
+          <w:rtl/>
+          <w:cs/>
+          <w:lang w:val="ar_AE" w:bidi="ar_AE"/>
+        </w:rPr>
+        <w:t>17</w:t>
+      </w:r>
+      <w:r>
+        <w:rPr>
+          <w:rtl/>
+          <w:cs/>
+          <w:lang w:val="ar_AE" w:bidi="ar_AE"/>
+        </w:rPr>
+        <w:t xml:space="preserve"> هَذَا سَلامِي، أَنَا بُولُسَ، بِخَطِّ يَدِي. وَهُوَ الْعَلامَةُ الْمُمَيِّزَةُ فِي كُلِّ رِسَالَةٍ لِي. فَهكَذَا أَنَا أَكْتُبُ.</w:t>
       </w:r>
     </w:p>
     <w:p>
@@ -1005,1295 +1632,27 @@
       </w:pPr>
       <w:r>
         <w:rPr>
+          <w:rtl/>
+          <w:cs/>
           <w:lang w:val="ar_AE" w:bidi="ar_AE"/>
         </w:rPr>
       </w:r>
       <w:r>
         <w:rPr>
           <w:vertAlign w:val="superscript"/>
-          <w:lang w:val="ar_AE" w:bidi="ar_AE"/>
-        </w:rPr>
-        <w:t>6</w:t>
-      </w:r>
-      <w:r>
-        <w:rPr>
-          <w:lang w:val="ar_AE" w:bidi="ar_AE"/>
-        </w:rPr>
-        <w:t xml:space="preserve"> وَأَنْتُمُ الآنَ تَعْرِفُونَ مَا الَّذِي يَحْتَجِزُهُ حَتَّى لَا يَظْهَرَ إِلَّا فِي الْوَقْتِ الْمُعَيَّنِ لَهُ.</w:t>
-      </w:r>
-      <w:r>
-        <w:rPr>
-          <w:lang w:val="ar_AE" w:bidi="ar_AE"/>
-        </w:rPr>
-      </w:r>
-      <w:r>
-        <w:rPr>
-          <w:lang w:val="ar_AE" w:bidi="ar_AE"/>
-        </w:rPr>
-      </w:r>
-    </w:p>
-    <w:p>
-      <w:pPr>
-        <w:bidi/>
-      </w:pPr>
-      <w:r>
-        <w:rPr>
-          <w:lang w:val="ar_AE" w:bidi="ar_AE"/>
-        </w:rPr>
-      </w:r>
-    </w:p>
-    <w:p>
-      <w:pPr>
-        <w:bidi/>
-      </w:pPr>
-      <w:r>
-        <w:rPr>
-          <w:lang w:val="ar_AE" w:bidi="ar_AE"/>
-        </w:rPr>
-      </w:r>
-      <w:r>
-        <w:rPr>
-          <w:vertAlign w:val="superscript"/>
-          <w:lang w:val="ar_AE" w:bidi="ar_AE"/>
-        </w:rPr>
-        <w:t>7</w:t>
-      </w:r>
-      <w:r>
-        <w:rPr>
-          <w:lang w:val="ar_AE" w:bidi="ar_AE"/>
-        </w:rPr>
-        <w:t xml:space="preserve"> فَإِنَّ الْعِصْيَانَ الآنَ يَعْمَلُ خُفْيَةً كَأَنَّهُ سِرٌّ. وَلَكِنْ فَقَطْ إِلَى أَنْ يُرْفَعَ مِنَ الْوَسَطِ ذَاكَ الَّذِي يَحْتَجِزُ الْمُتَمَرِّدَ.</w:t>
-      </w:r>
-      <w:r>
-        <w:rPr>
-          <w:lang w:val="ar_AE" w:bidi="ar_AE"/>
-        </w:rPr>
-      </w:r>
-      <w:r>
-        <w:rPr>
-          <w:lang w:val="ar_AE" w:bidi="ar_AE"/>
-        </w:rPr>
-      </w:r>
-    </w:p>
-    <w:p>
-      <w:pPr>
-        <w:bidi/>
-      </w:pPr>
-      <w:r>
-        <w:rPr>
-          <w:lang w:val="ar_AE" w:bidi="ar_AE"/>
-        </w:rPr>
-      </w:r>
-    </w:p>
-    <w:p>
-      <w:pPr>
-        <w:bidi/>
-      </w:pPr>
-      <w:r>
-        <w:rPr>
-          <w:lang w:val="ar_AE" w:bidi="ar_AE"/>
-        </w:rPr>
-      </w:r>
-      <w:r>
-        <w:rPr>
-          <w:vertAlign w:val="superscript"/>
-          <w:lang w:val="ar_AE" w:bidi="ar_AE"/>
-        </w:rPr>
-        <w:t>8</w:t>
-      </w:r>
-      <w:r>
-        <w:rPr>
-          <w:lang w:val="ar_AE" w:bidi="ar_AE"/>
-        </w:rPr>
-        <w:t xml:space="preserve"> عِنْدَئِذٍ سَيَظْهَرُ الإِنْسَانُ الْمُتَمَرِّدُ ظُهُوراً جَلِيًّا فَيُبِيدُهُ الرَّبُّ يَسُوعُ بِنَفْخَةِ فَمِهِ وَيُلاشِيهِ بِبَهَاءِ ظُهُورِهِ عِنْدَ عَوْدَتِهِ.</w:t>
-      </w:r>
-      <w:r>
-        <w:rPr>
-          <w:lang w:val="ar_AE" w:bidi="ar_AE"/>
-        </w:rPr>
-      </w:r>
-      <w:r>
-        <w:rPr>
-          <w:lang w:val="ar_AE" w:bidi="ar_AE"/>
-        </w:rPr>
-      </w:r>
-    </w:p>
-    <w:p>
-      <w:pPr>
-        <w:bidi/>
-      </w:pPr>
-      <w:r>
-        <w:rPr>
-          <w:lang w:val="ar_AE" w:bidi="ar_AE"/>
-        </w:rPr>
-      </w:r>
-    </w:p>
-    <w:p>
-      <w:pPr>
-        <w:bidi/>
-      </w:pPr>
-      <w:r>
-        <w:rPr>
-          <w:lang w:val="ar_AE" w:bidi="ar_AE"/>
-        </w:rPr>
-      </w:r>
-      <w:r>
-        <w:rPr>
-          <w:vertAlign w:val="superscript"/>
-          <w:lang w:val="ar_AE" w:bidi="ar_AE"/>
-        </w:rPr>
-        <w:t>9</w:t>
-      </w:r>
-      <w:r>
-        <w:rPr>
-          <w:lang w:val="ar_AE" w:bidi="ar_AE"/>
-        </w:rPr>
-        <w:t xml:space="preserve"> أَمَّا بُرُوزُ الْمُتَمَرِّدِ، فَسَوْفَ يَكُونُ بِقَدْرِ طَاقَةِ الشَّيْطَانِ عَلَى الْمُعْجِزَاتِ وَالْعَلامَاتِ وَالْعَجَائِبِ الْمُزَيَّفَةِ كُلِّهَا،</w:t>
-      </w:r>
-      <w:r>
-        <w:rPr>
-          <w:lang w:val="ar_AE" w:bidi="ar_AE"/>
-        </w:rPr>
-      </w:r>
-      <w:r>
-        <w:rPr>
-          <w:lang w:val="ar_AE" w:bidi="ar_AE"/>
-        </w:rPr>
-      </w:r>
-    </w:p>
-    <w:p>
-      <w:pPr>
-        <w:bidi/>
-      </w:pPr>
-      <w:r>
-        <w:rPr>
-          <w:lang w:val="ar_AE" w:bidi="ar_AE"/>
-        </w:rPr>
-      </w:r>
-    </w:p>
-    <w:p>
-      <w:pPr>
-        <w:bidi/>
-      </w:pPr>
-      <w:r>
-        <w:rPr>
-          <w:lang w:val="ar_AE" w:bidi="ar_AE"/>
-        </w:rPr>
-      </w:r>
-      <w:r>
-        <w:rPr>
-          <w:vertAlign w:val="superscript"/>
-          <w:lang w:val="ar_AE" w:bidi="ar_AE"/>
-        </w:rPr>
-        <w:t>10</w:t>
-      </w:r>
-      <w:r>
-        <w:rPr>
-          <w:lang w:val="ar_AE" w:bidi="ar_AE"/>
-        </w:rPr>
-        <w:t xml:space="preserve"> وَعَلَى جَمِيعِ أَنْوَاعِ التَّضْلِيلِ الَّذِي يَجْرُفُ الْهَالِكِينَ إِلَى الْعِصْيَانِ، لأَنَّهُمْ لَمْ يَقْبَلُوا مَحَبَّةَ الْحَقِّ حَتَّى يَخْلُصُوا.</w:t>
-      </w:r>
-      <w:r>
-        <w:rPr>
-          <w:lang w:val="ar_AE" w:bidi="ar_AE"/>
-        </w:rPr>
-      </w:r>
-      <w:r>
-        <w:rPr>
-          <w:lang w:val="ar_AE" w:bidi="ar_AE"/>
-        </w:rPr>
-      </w:r>
-    </w:p>
-    <w:p>
-      <w:pPr>
-        <w:bidi/>
-      </w:pPr>
-      <w:r>
-        <w:rPr>
-          <w:lang w:val="ar_AE" w:bidi="ar_AE"/>
-        </w:rPr>
-      </w:r>
-    </w:p>
-    <w:p>
-      <w:pPr>
-        <w:bidi/>
-      </w:pPr>
-      <w:r>
-        <w:rPr>
-          <w:lang w:val="ar_AE" w:bidi="ar_AE"/>
-        </w:rPr>
-      </w:r>
-      <w:r>
-        <w:rPr>
-          <w:vertAlign w:val="superscript"/>
-          <w:lang w:val="ar_AE" w:bidi="ar_AE"/>
-        </w:rPr>
-        <w:t>11</w:t>
-      </w:r>
-      <w:r>
-        <w:rPr>
-          <w:lang w:val="ar_AE" w:bidi="ar_AE"/>
-        </w:rPr>
-        <w:t xml:space="preserve"> وَلِهَذَا السَّبَبِ، سَيُرْسِلُ اللهُ إِلَيْهِمْ طَاقَةَ الضَّلالِ حَتَّى يُصَدِّقُوا مَا هُوَ دَجْلٌ،</w:t>
-      </w:r>
-      <w:r>
-        <w:rPr>
-          <w:lang w:val="ar_AE" w:bidi="ar_AE"/>
-        </w:rPr>
-      </w:r>
-      <w:r>
-        <w:rPr>
-          <w:lang w:val="ar_AE" w:bidi="ar_AE"/>
-        </w:rPr>
-      </w:r>
-    </w:p>
-    <w:p>
-      <w:pPr>
-        <w:bidi/>
-      </w:pPr>
-      <w:r>
-        <w:rPr>
-          <w:lang w:val="ar_AE" w:bidi="ar_AE"/>
-        </w:rPr>
-      </w:r>
-    </w:p>
-    <w:p>
-      <w:pPr>
-        <w:bidi/>
-      </w:pPr>
-      <w:r>
-        <w:rPr>
-          <w:lang w:val="ar_AE" w:bidi="ar_AE"/>
-        </w:rPr>
-      </w:r>
-      <w:r>
-        <w:rPr>
-          <w:vertAlign w:val="superscript"/>
-          <w:lang w:val="ar_AE" w:bidi="ar_AE"/>
-        </w:rPr>
-        <w:t>12</w:t>
-      </w:r>
-      <w:r>
-        <w:rPr>
-          <w:lang w:val="ar_AE" w:bidi="ar_AE"/>
-        </w:rPr>
-        <w:t xml:space="preserve"> فَتَقَعَ الدَّيْنُونَةُ عَلَى جَمِيعِ الَّذِينَ لَمْ يُؤْمِنُوا بِالْحَقِّ بَلْ سَرَّهُمُ الإِثْمُ.</w:t>
-      </w:r>
-      <w:r>
-        <w:rPr>
-          <w:lang w:val="ar_AE" w:bidi="ar_AE"/>
-        </w:rPr>
-      </w:r>
-      <w:r>
-        <w:rPr>
-          <w:lang w:val="ar_AE" w:bidi="ar_AE"/>
-        </w:rPr>
-      </w:r>
-    </w:p>
-    <w:p>
-      <w:pPr>
-        <w:bidi/>
-      </w:pPr>
-      <w:r>
-        <w:rPr>
-          <w:lang w:val="ar_AE" w:bidi="ar_AE"/>
-        </w:rPr>
-      </w:r>
-    </w:p>
-    <w:p>
-      <w:pPr>
-        <w:bidi/>
-      </w:pPr>
-      <w:r>
-        <w:rPr>
-          <w:lang w:val="ar_AE" w:bidi="ar_AE"/>
-        </w:rPr>
-      </w:r>
-      <w:r>
-        <w:rPr>
-          <w:vertAlign w:val="superscript"/>
-          <w:lang w:val="ar_AE" w:bidi="ar_AE"/>
-        </w:rPr>
-        <w:t>13</w:t>
-      </w:r>
-      <w:r>
-        <w:rPr>
-          <w:lang w:val="ar_AE" w:bidi="ar_AE"/>
-        </w:rPr>
-        <w:t xml:space="preserve"> أَمَّا نَحْنُ، فَمِنْ وَاجِبِنَا أَنْ نَشْكُرَ اللهَ عَلَى الدَّوَامِ مِنْ أَجْلِكُمْ، أَيُّهَا الإِخْوَةُ الَّذِينَ يُحِبُّهُمُ الرَّبُّ، لأَنَّ اللهَ اخْتَارَكُمْ مِنَ الْبَدْءِ لِلْخَلاصِ، بِتَقْدِيسِ الرُّوحِ لَكُمْ وَإِيمَانِكُمْ بِالْحَقِّ.</w:t>
-      </w:r>
-      <w:r>
-        <w:rPr>
-          <w:lang w:val="ar_AE" w:bidi="ar_AE"/>
-        </w:rPr>
-      </w:r>
-      <w:r>
-        <w:rPr>
-          <w:lang w:val="ar_AE" w:bidi="ar_AE"/>
-        </w:rPr>
-      </w:r>
-    </w:p>
-    <w:p>
-      <w:pPr>
-        <w:bidi/>
-      </w:pPr>
-      <w:r>
-        <w:rPr>
-          <w:lang w:val="ar_AE" w:bidi="ar_AE"/>
-        </w:rPr>
-      </w:r>
-    </w:p>
-    <w:p>
-      <w:pPr>
-        <w:bidi/>
-      </w:pPr>
-      <w:r>
-        <w:rPr>
-          <w:lang w:val="ar_AE" w:bidi="ar_AE"/>
-        </w:rPr>
-      </w:r>
-      <w:r>
-        <w:rPr>
-          <w:vertAlign w:val="superscript"/>
-          <w:lang w:val="ar_AE" w:bidi="ar_AE"/>
-        </w:rPr>
-        <w:t>14</w:t>
-      </w:r>
-      <w:r>
-        <w:rPr>
-          <w:lang w:val="ar_AE" w:bidi="ar_AE"/>
-        </w:rPr>
-        <w:t xml:space="preserve"> فَإِلَى هَذَا الأَمْرِ قَدْ دَعَاكُمْ بِبِشَارَتِنَا لَكُمْ، لِنَوَالِ مَجْدِ رَبِّنَا يَسُوعَ الْمَسِيحِ.</w:t>
-      </w:r>
-      <w:r>
-        <w:rPr>
-          <w:lang w:val="ar_AE" w:bidi="ar_AE"/>
-        </w:rPr>
-      </w:r>
-      <w:r>
-        <w:rPr>
-          <w:lang w:val="ar_AE" w:bidi="ar_AE"/>
-        </w:rPr>
-      </w:r>
-    </w:p>
-    <w:p>
-      <w:pPr>
-        <w:bidi/>
-      </w:pPr>
-      <w:r>
-        <w:rPr>
-          <w:lang w:val="ar_AE" w:bidi="ar_AE"/>
-        </w:rPr>
-      </w:r>
-    </w:p>
-    <w:p>
-      <w:pPr>
-        <w:bidi/>
-      </w:pPr>
-      <w:r>
-        <w:rPr>
-          <w:lang w:val="ar_AE" w:bidi="ar_AE"/>
-        </w:rPr>
-      </w:r>
-      <w:r>
-        <w:rPr>
-          <w:vertAlign w:val="superscript"/>
-          <w:lang w:val="ar_AE" w:bidi="ar_AE"/>
-        </w:rPr>
-        <w:t>15</w:t>
-      </w:r>
-      <w:r>
-        <w:rPr>
-          <w:lang w:val="ar_AE" w:bidi="ar_AE"/>
-        </w:rPr>
-        <w:t xml:space="preserve"> فَاثْبُتُوا إِذَنْ، أَيُّهَا الإِخْوَةُ، وَتَمَسَّكُوا بِالتَّعَالِيمِ الَّتِي تَلَقَّيْتُمُوهَا مِنَّا، سَوَاءٌ كَانَ بِالْكَلامِ أَمْ بِرِسَالَتِنَا.</w:t>
-      </w:r>
-      <w:r>
-        <w:rPr>
-          <w:lang w:val="ar_AE" w:bidi="ar_AE"/>
-        </w:rPr>
-      </w:r>
-      <w:r>
-        <w:rPr>
-          <w:lang w:val="ar_AE" w:bidi="ar_AE"/>
-        </w:rPr>
-      </w:r>
-    </w:p>
-    <w:p>
-      <w:pPr>
-        <w:bidi/>
-      </w:pPr>
-      <w:r>
-        <w:rPr>
-          <w:lang w:val="ar_AE" w:bidi="ar_AE"/>
-        </w:rPr>
-      </w:r>
-    </w:p>
-    <w:p>
-      <w:pPr>
-        <w:bidi/>
-      </w:pPr>
-      <w:r>
-        <w:rPr>
-          <w:lang w:val="ar_AE" w:bidi="ar_AE"/>
-        </w:rPr>
-      </w:r>
-      <w:r>
-        <w:rPr>
-          <w:vertAlign w:val="superscript"/>
-          <w:lang w:val="ar_AE" w:bidi="ar_AE"/>
-        </w:rPr>
-        <w:t>16</w:t>
-      </w:r>
-      <w:r>
-        <w:rPr>
-          <w:lang w:val="ar_AE" w:bidi="ar_AE"/>
-        </w:rPr>
-        <w:t xml:space="preserve"> وَلَيْتَ رَبَّنَا يَسُوعَ الْمَسِيحَ نَفْسَهُ، وَاللهَ أَبَانَا، الَّذِي أَحَبَّنَا وَوَهَبَنَا بِنِعْمَتِهِ رَاحَةً أَبَدِيَّةً وَرَجَاءً صَالِحاً،</w:t>
-      </w:r>
-      <w:r>
-        <w:rPr>
-          <w:lang w:val="ar_AE" w:bidi="ar_AE"/>
-        </w:rPr>
-      </w:r>
-      <w:r>
-        <w:rPr>
-          <w:lang w:val="ar_AE" w:bidi="ar_AE"/>
-        </w:rPr>
-      </w:r>
-    </w:p>
-    <w:p>
-      <w:pPr>
-        <w:bidi/>
-      </w:pPr>
-      <w:r>
-        <w:rPr>
-          <w:lang w:val="ar_AE" w:bidi="ar_AE"/>
-        </w:rPr>
-      </w:r>
-    </w:p>
-    <w:p>
-      <w:pPr>
-        <w:bidi/>
-      </w:pPr>
-      <w:r>
-        <w:rPr>
-          <w:lang w:val="ar_AE" w:bidi="ar_AE"/>
-        </w:rPr>
-      </w:r>
-      <w:r>
-        <w:rPr>
-          <w:vertAlign w:val="superscript"/>
-          <w:lang w:val="ar_AE" w:bidi="ar_AE"/>
-        </w:rPr>
-        <w:t>17</w:t>
-      </w:r>
-      <w:r>
-        <w:rPr>
-          <w:lang w:val="ar_AE" w:bidi="ar_AE"/>
-        </w:rPr>
-        <w:t xml:space="preserve"> يُشَجِّعُ قُلُوبَكُمْ وَيُرَسِّخُكُمْ في كُلِّ عَمَلٍ صَالِحٍ وَقَوْلٍ حَسَنٍ!</w:t>
-      </w:r>
-      <w:r>
-        <w:rPr>
-          <w:lang w:val="ar_AE" w:bidi="ar_AE"/>
-        </w:rPr>
-      </w:r>
-      <w:r>
-        <w:rPr>
-          <w:lang w:val="ar_AE" w:bidi="ar_AE"/>
-        </w:rPr>
-      </w:r>
-    </w:p>
-    <w:p>
-      <w:pPr>
-        <w:bidi/>
-      </w:pPr>
-      <w:r>
-        <w:rPr>
-          <w:lang w:val="ar_AE" w:bidi="ar_AE"/>
-        </w:rPr>
-      </w:r>
-    </w:p>
-    <w:p>
-      <w:pPr>
-        <w:pStyle w:val="Heading2"/>
-        <w:bidi/>
-      </w:pPr>
-      <w:r>
-        <w:rPr>
-          <w:lang w:val="ar_AE" w:bidi="ar_AE"/>
-        </w:rPr>
-        <w:t>2 Thessalonians 3:1</w:t>
-      </w:r>
-      <w:r>
-        <w:rPr>
-          <w:lang w:val="ar_AE" w:bidi="ar_AE"/>
-        </w:rPr>
-      </w:r>
-    </w:p>
-    <w:p>
-      <w:pPr>
-        <w:bidi/>
-      </w:pPr>
-      <w:r>
-        <w:rPr>
-          <w:lang w:val="ar_AE" w:bidi="ar_AE"/>
-        </w:rPr>
-      </w:r>
-      <w:r>
-        <w:rPr>
-          <w:vertAlign w:val="superscript"/>
-          <w:lang w:val="ar_AE" w:bidi="ar_AE"/>
-        </w:rPr>
-        <w:t>1</w:t>
-      </w:r>
-      <w:r>
-        <w:rPr>
-          <w:lang w:val="ar_AE" w:bidi="ar_AE"/>
-        </w:rPr>
-        <w:t xml:space="preserve"> وَبَعْدُ، أَيُّهَا الإِخْوَةُ، صَلُّوا لأَجْلِنَا، لِتَنْتَشِرَ كَلِمَةُ الرَّبِّ بِسُرْعَةٍ وَتَتَمَجَّدَ كَمَا هِيَ الْحَالُ عِنْدَكُمْ،</w:t>
-      </w:r>
-      <w:r>
-        <w:rPr>
-          <w:lang w:val="ar_AE" w:bidi="ar_AE"/>
-        </w:rPr>
-      </w:r>
-      <w:r>
-        <w:rPr>
-          <w:lang w:val="ar_AE" w:bidi="ar_AE"/>
-        </w:rPr>
-      </w:r>
-    </w:p>
-    <w:p>
-      <w:pPr>
-        <w:bidi/>
-      </w:pPr>
-      <w:r>
-        <w:rPr>
-          <w:lang w:val="ar_AE" w:bidi="ar_AE"/>
-        </w:rPr>
-      </w:r>
-    </w:p>
-    <w:p>
-      <w:pPr>
-        <w:bidi/>
-      </w:pPr>
-      <w:r>
-        <w:rPr>
-          <w:lang w:val="ar_AE" w:bidi="ar_AE"/>
-        </w:rPr>
-      </w:r>
-      <w:r>
-        <w:rPr>
-          <w:vertAlign w:val="superscript"/>
-          <w:lang w:val="ar_AE" w:bidi="ar_AE"/>
-        </w:rPr>
-        <w:t>2</w:t>
-      </w:r>
-      <w:r>
-        <w:rPr>
-          <w:lang w:val="ar_AE" w:bidi="ar_AE"/>
-        </w:rPr>
-        <w:t xml:space="preserve"> وَلِيُنْقِذَنَا اللهُ مِنَ النَّاسِ الأَرْدِيَاءِ الأَشْرَارِ، لأَنَّ الإِيمَانَ لَيْسَ مِنْ نَصِيبِ الْجَمِيعِ.</w:t>
-      </w:r>
-      <w:r>
-        <w:rPr>
-          <w:lang w:val="ar_AE" w:bidi="ar_AE"/>
-        </w:rPr>
-      </w:r>
-      <w:r>
-        <w:rPr>
-          <w:lang w:val="ar_AE" w:bidi="ar_AE"/>
-        </w:rPr>
-      </w:r>
-    </w:p>
-    <w:p>
-      <w:pPr>
-        <w:bidi/>
-      </w:pPr>
-      <w:r>
-        <w:rPr>
-          <w:lang w:val="ar_AE" w:bidi="ar_AE"/>
-        </w:rPr>
-      </w:r>
-    </w:p>
-    <w:p>
-      <w:pPr>
-        <w:bidi/>
-      </w:pPr>
-      <w:r>
-        <w:rPr>
-          <w:lang w:val="ar_AE" w:bidi="ar_AE"/>
-        </w:rPr>
-      </w:r>
-      <w:r>
-        <w:rPr>
-          <w:vertAlign w:val="superscript"/>
-          <w:lang w:val="ar_AE" w:bidi="ar_AE"/>
-        </w:rPr>
-        <w:t>3</w:t>
-      </w:r>
-      <w:r>
-        <w:rPr>
-          <w:lang w:val="ar_AE" w:bidi="ar_AE"/>
-        </w:rPr>
-        <w:t xml:space="preserve"> إِلَّا أَنَّ الرَّبَّ أَمِينٌ؛ فَهُوَ سَيُثَبِّتُكُمْ وَيَحْمِيكُمْ مِنَ الشَّرِّ.</w:t>
-      </w:r>
-      <w:r>
-        <w:rPr>
-          <w:lang w:val="ar_AE" w:bidi="ar_AE"/>
-        </w:rPr>
-      </w:r>
-      <w:r>
-        <w:rPr>
-          <w:lang w:val="ar_AE" w:bidi="ar_AE"/>
-        </w:rPr>
-      </w:r>
-    </w:p>
-    <w:p>
-      <w:pPr>
-        <w:bidi/>
-      </w:pPr>
-      <w:r>
-        <w:rPr>
-          <w:lang w:val="ar_AE" w:bidi="ar_AE"/>
-        </w:rPr>
-      </w:r>
-    </w:p>
-    <w:p>
-      <w:pPr>
-        <w:bidi/>
-      </w:pPr>
-      <w:r>
-        <w:rPr>
-          <w:lang w:val="ar_AE" w:bidi="ar_AE"/>
-        </w:rPr>
-      </w:r>
-      <w:r>
-        <w:rPr>
-          <w:vertAlign w:val="superscript"/>
-          <w:lang w:val="ar_AE" w:bidi="ar_AE"/>
-        </w:rPr>
-        <w:t>4</w:t>
-      </w:r>
-      <w:r>
-        <w:rPr>
-          <w:lang w:val="ar_AE" w:bidi="ar_AE"/>
-        </w:rPr>
-        <w:t xml:space="preserve"> وَلَنَا فِي الرَّبِّ مِلْءُ الثِّقَةِ مِنْ جِهَتِكُمْ بِأَنَّكُمْ عَامِلُونَ بِمَا نُوصِيكُمْ بِهِ، وَسَتَعْمَلُونَ بِهِ أَيْضاً.</w:t>
-      </w:r>
-      <w:r>
-        <w:rPr>
-          <w:lang w:val="ar_AE" w:bidi="ar_AE"/>
-        </w:rPr>
-      </w:r>
-      <w:r>
-        <w:rPr>
-          <w:lang w:val="ar_AE" w:bidi="ar_AE"/>
-        </w:rPr>
-      </w:r>
-    </w:p>
-    <w:p>
-      <w:pPr>
-        <w:bidi/>
-      </w:pPr>
-      <w:r>
-        <w:rPr>
-          <w:lang w:val="ar_AE" w:bidi="ar_AE"/>
-        </w:rPr>
-      </w:r>
-    </w:p>
-    <w:p>
-      <w:pPr>
-        <w:bidi/>
-      </w:pPr>
-      <w:r>
-        <w:rPr>
-          <w:lang w:val="ar_AE" w:bidi="ar_AE"/>
-        </w:rPr>
-      </w:r>
-      <w:r>
-        <w:rPr>
-          <w:vertAlign w:val="superscript"/>
-          <w:lang w:val="ar_AE" w:bidi="ar_AE"/>
-        </w:rPr>
-        <w:t>5</w:t>
-      </w:r>
-      <w:r>
-        <w:rPr>
-          <w:lang w:val="ar_AE" w:bidi="ar_AE"/>
-        </w:rPr>
-        <w:t xml:space="preserve"> وَلْيَهْدِ اللهُ قُلُوبَكُمْ إِلَى مَا لَدَى اللهِ مِنَ الْمَحَبَّةِ وَلَدَى الْمَسِيحِ مِنَ الصَّبْرِ!</w:t>
-      </w:r>
-      <w:r>
-        <w:rPr>
-          <w:lang w:val="ar_AE" w:bidi="ar_AE"/>
-        </w:rPr>
-      </w:r>
-      <w:r>
-        <w:rPr>
-          <w:lang w:val="ar_AE" w:bidi="ar_AE"/>
-        </w:rPr>
-      </w:r>
-    </w:p>
-    <w:p>
-      <w:pPr>
-        <w:bidi/>
-      </w:pPr>
-      <w:r>
-        <w:rPr>
-          <w:lang w:val="ar_AE" w:bidi="ar_AE"/>
-        </w:rPr>
-      </w:r>
-    </w:p>
-    <w:p>
-      <w:pPr>
-        <w:bidi/>
-      </w:pPr>
-      <w:r>
-        <w:rPr>
-          <w:lang w:val="ar_AE" w:bidi="ar_AE"/>
-        </w:rPr>
-      </w:r>
-      <w:r>
-        <w:rPr>
-          <w:vertAlign w:val="superscript"/>
-          <w:lang w:val="ar_AE" w:bidi="ar_AE"/>
-        </w:rPr>
-        <w:t>6</w:t>
-      </w:r>
-      <w:r>
-        <w:rPr>
-          <w:lang w:val="ar_AE" w:bidi="ar_AE"/>
-        </w:rPr>
-        <w:t xml:space="preserve"> ثُمَّ نُوصِيكُمْ، أَيُّهَا الإِخْوَةُ، بِاسْمِ رَبِّنَا يَسُوعَ الْمَسِيحِ، أَنْ تَعْتَزِلُوا عَنْ كُلِّ أَخٍ يَسْلُكُ سُلُوكاً فَوْضَوِيًّا، لَا يُوَافِقُ التَّعْلِيمَ الَّذِي تَلَقَّيْتُمُوهُ مِنَّا.</w:t>
-      </w:r>
-      <w:r>
-        <w:rPr>
-          <w:lang w:val="ar_AE" w:bidi="ar_AE"/>
-        </w:rPr>
-      </w:r>
-      <w:r>
-        <w:rPr>
-          <w:lang w:val="ar_AE" w:bidi="ar_AE"/>
-        </w:rPr>
-      </w:r>
-    </w:p>
-    <w:p>
-      <w:pPr>
-        <w:bidi/>
-      </w:pPr>
-      <w:r>
-        <w:rPr>
-          <w:lang w:val="ar_AE" w:bidi="ar_AE"/>
-        </w:rPr>
-      </w:r>
-    </w:p>
-    <w:p>
-      <w:pPr>
-        <w:bidi/>
-      </w:pPr>
-      <w:r>
-        <w:rPr>
-          <w:lang w:val="ar_AE" w:bidi="ar_AE"/>
-        </w:rPr>
-      </w:r>
-      <w:r>
-        <w:rPr>
-          <w:vertAlign w:val="superscript"/>
-          <w:lang w:val="ar_AE" w:bidi="ar_AE"/>
-        </w:rPr>
-        <w:t>7</w:t>
-      </w:r>
-      <w:r>
-        <w:rPr>
-          <w:lang w:val="ar_AE" w:bidi="ar_AE"/>
-        </w:rPr>
-        <w:t xml:space="preserve"> فَأَنْتُمْ أَنْفُسُكُمْ تَعْرِفُونَ كَيْفَ يَنْبَغِي أَنْ تَقْتَدُوا بِنَا، لأَنَّ سُلُوكَنَا بَيْنَكُمْ لَمْ يَكُنْ فَوْضَوِيًّا،</w:t>
-      </w:r>
-      <w:r>
-        <w:rPr>
-          <w:lang w:val="ar_AE" w:bidi="ar_AE"/>
-        </w:rPr>
-      </w:r>
-      <w:r>
-        <w:rPr>
-          <w:lang w:val="ar_AE" w:bidi="ar_AE"/>
-        </w:rPr>
-      </w:r>
-    </w:p>
-    <w:p>
-      <w:pPr>
-        <w:bidi/>
-      </w:pPr>
-      <w:r>
-        <w:rPr>
-          <w:lang w:val="ar_AE" w:bidi="ar_AE"/>
-        </w:rPr>
-      </w:r>
-    </w:p>
-    <w:p>
-      <w:pPr>
-        <w:bidi/>
-      </w:pPr>
-      <w:r>
-        <w:rPr>
-          <w:lang w:val="ar_AE" w:bidi="ar_AE"/>
-        </w:rPr>
-      </w:r>
-      <w:r>
-        <w:rPr>
-          <w:vertAlign w:val="superscript"/>
-          <w:lang w:val="ar_AE" w:bidi="ar_AE"/>
-        </w:rPr>
-        <w:t>8</w:t>
-      </w:r>
-      <w:r>
-        <w:rPr>
-          <w:lang w:val="ar_AE" w:bidi="ar_AE"/>
-        </w:rPr>
-        <w:t xml:space="preserve"> وَلا أَكَلْنَا الْخُبْزَ مِنْ عِنْدِ أَحَدٍ مَجَّاناً، بَلْ كُنَّا نَشْتَغِلُ بِتَعَبٍ وَكَدٍّ لَيْلَ نَهَارَ، لِكَيْ لَا نَكُونَ عِبْئاً ثَقِيلاً عَلَى أَيِّ وَاحِدٍ مِنْكُمْ.</w:t>
-      </w:r>
-      <w:r>
-        <w:rPr>
-          <w:lang w:val="ar_AE" w:bidi="ar_AE"/>
-        </w:rPr>
-      </w:r>
-      <w:r>
-        <w:rPr>
-          <w:lang w:val="ar_AE" w:bidi="ar_AE"/>
-        </w:rPr>
-      </w:r>
-    </w:p>
-    <w:p>
-      <w:pPr>
-        <w:bidi/>
-      </w:pPr>
-      <w:r>
-        <w:rPr>
-          <w:lang w:val="ar_AE" w:bidi="ar_AE"/>
-        </w:rPr>
-      </w:r>
-    </w:p>
-    <w:p>
-      <w:pPr>
-        <w:bidi/>
-      </w:pPr>
-      <w:r>
-        <w:rPr>
-          <w:lang w:val="ar_AE" w:bidi="ar_AE"/>
-        </w:rPr>
-      </w:r>
-      <w:r>
-        <w:rPr>
-          <w:vertAlign w:val="superscript"/>
-          <w:lang w:val="ar_AE" w:bidi="ar_AE"/>
-        </w:rPr>
-        <w:t>9</w:t>
-      </w:r>
-      <w:r>
-        <w:rPr>
-          <w:lang w:val="ar_AE" w:bidi="ar_AE"/>
-        </w:rPr>
-        <w:t xml:space="preserve"> وَذَلِكَ لَا يَعْنِي أَنَّهُ لَيْسَ لَنَا حَقٌّ، بَلْ لِنَجْعَلَ أَنْفُسَنَا مِثَالاً لَكُمْ لِتَقْتَدُوا بِنَا.</w:t>
-      </w:r>
-      <w:r>
-        <w:rPr>
-          <w:lang w:val="ar_AE" w:bidi="ar_AE"/>
-        </w:rPr>
-      </w:r>
-      <w:r>
-        <w:rPr>
-          <w:lang w:val="ar_AE" w:bidi="ar_AE"/>
-        </w:rPr>
-      </w:r>
-    </w:p>
-    <w:p>
-      <w:pPr>
-        <w:bidi/>
-      </w:pPr>
-      <w:r>
-        <w:rPr>
-          <w:lang w:val="ar_AE" w:bidi="ar_AE"/>
-        </w:rPr>
-      </w:r>
-    </w:p>
-    <w:p>
-      <w:pPr>
-        <w:bidi/>
-      </w:pPr>
-      <w:r>
-        <w:rPr>
-          <w:lang w:val="ar_AE" w:bidi="ar_AE"/>
-        </w:rPr>
-      </w:r>
-      <w:r>
-        <w:rPr>
-          <w:vertAlign w:val="superscript"/>
-          <w:lang w:val="ar_AE" w:bidi="ar_AE"/>
-        </w:rPr>
-        <w:t>10</w:t>
-      </w:r>
-      <w:r>
-        <w:rPr>
-          <w:lang w:val="ar_AE" w:bidi="ar_AE"/>
-        </w:rPr>
-        <w:t xml:space="preserve"> فَلَمَّا كُنَّا عِنْدَكُمْ، أَوْصَيْنَاكُمْ بِهَذَا الْمَبْدَأ: إِنْ كَانَ أَحَدٌ لَا يُرِيدُ أَنْ يَشْتَغِلَ، فَلا يَأْكُلْ!</w:t>
-      </w:r>
-      <w:r>
-        <w:rPr>
-          <w:lang w:val="ar_AE" w:bidi="ar_AE"/>
-        </w:rPr>
-      </w:r>
-      <w:r>
-        <w:rPr>
-          <w:lang w:val="ar_AE" w:bidi="ar_AE"/>
-        </w:rPr>
-      </w:r>
-    </w:p>
-    <w:p>
-      <w:pPr>
-        <w:bidi/>
-      </w:pPr>
-      <w:r>
-        <w:rPr>
-          <w:lang w:val="ar_AE" w:bidi="ar_AE"/>
-        </w:rPr>
-      </w:r>
-    </w:p>
-    <w:p>
-      <w:pPr>
-        <w:bidi/>
-      </w:pPr>
-      <w:r>
-        <w:rPr>
-          <w:lang w:val="ar_AE" w:bidi="ar_AE"/>
-        </w:rPr>
-      </w:r>
-      <w:r>
-        <w:rPr>
-          <w:vertAlign w:val="superscript"/>
-          <w:lang w:val="ar_AE" w:bidi="ar_AE"/>
-        </w:rPr>
-        <w:t>11</w:t>
-      </w:r>
-      <w:r>
-        <w:rPr>
-          <w:lang w:val="ar_AE" w:bidi="ar_AE"/>
-        </w:rPr>
-        <w:t xml:space="preserve"> وَقَدْ سَمِعْنَا أَنَّ بَيْنَكُمْ بَعْضَ الَّذِينَ يَسْلُكُونَ سُلُوكاً فَوْضَوِيًّا فَلا يَشْتَغِلُونَ شَيْئاً بَلْ يَتَلَهَّوْنَ بِشُؤُونِ غَيْرِهِمْ.</w:t>
-      </w:r>
-      <w:r>
-        <w:rPr>
-          <w:lang w:val="ar_AE" w:bidi="ar_AE"/>
-        </w:rPr>
-      </w:r>
-      <w:r>
-        <w:rPr>
-          <w:lang w:val="ar_AE" w:bidi="ar_AE"/>
-        </w:rPr>
-      </w:r>
-    </w:p>
-    <w:p>
-      <w:pPr>
-        <w:bidi/>
-      </w:pPr>
-      <w:r>
-        <w:rPr>
-          <w:lang w:val="ar_AE" w:bidi="ar_AE"/>
-        </w:rPr>
-      </w:r>
-    </w:p>
-    <w:p>
-      <w:pPr>
-        <w:bidi/>
-      </w:pPr>
-      <w:r>
-        <w:rPr>
-          <w:lang w:val="ar_AE" w:bidi="ar_AE"/>
-        </w:rPr>
-      </w:r>
-      <w:r>
-        <w:rPr>
-          <w:vertAlign w:val="superscript"/>
-          <w:lang w:val="ar_AE" w:bidi="ar_AE"/>
-        </w:rPr>
-        <w:t>12</w:t>
-      </w:r>
-      <w:r>
-        <w:rPr>
-          <w:lang w:val="ar_AE" w:bidi="ar_AE"/>
-        </w:rPr>
-        <w:t xml:space="preserve"> فَمِثْلُ هَؤُلاءِ نُوصِيهِمْ وَنُنَاشِدُهُمْ، فِي الرَّبِّ يَسُوعَ الْمَسِيحِ، أَنْ يَكْسِبُوا مَعِيشَتَهُمْ بِأَنْفُسِهِمْ، مُشْتَغِلِينَ بِهُدُوءٍ.</w:t>
-      </w:r>
-      <w:r>
-        <w:rPr>
-          <w:lang w:val="ar_AE" w:bidi="ar_AE"/>
-        </w:rPr>
-      </w:r>
-      <w:r>
-        <w:rPr>
-          <w:lang w:val="ar_AE" w:bidi="ar_AE"/>
-        </w:rPr>
-      </w:r>
-    </w:p>
-    <w:p>
-      <w:pPr>
-        <w:bidi/>
-      </w:pPr>
-      <w:r>
-        <w:rPr>
-          <w:lang w:val="ar_AE" w:bidi="ar_AE"/>
-        </w:rPr>
-      </w:r>
-    </w:p>
-    <w:p>
-      <w:pPr>
-        <w:bidi/>
-      </w:pPr>
-      <w:r>
-        <w:rPr>
-          <w:lang w:val="ar_AE" w:bidi="ar_AE"/>
-        </w:rPr>
-      </w:r>
-      <w:r>
-        <w:rPr>
-          <w:vertAlign w:val="superscript"/>
-          <w:lang w:val="ar_AE" w:bidi="ar_AE"/>
-        </w:rPr>
-        <w:t>13</w:t>
-      </w:r>
-      <w:r>
-        <w:rPr>
-          <w:lang w:val="ar_AE" w:bidi="ar_AE"/>
-        </w:rPr>
-        <w:t xml:space="preserve"> أَمَّا أَنْتُمْ، أَيُّهَا الإِخْوَةُ، فَلا تَمَلُّوا مِنْ عَمَلِ الْخَيْرِ.</w:t>
-      </w:r>
-      <w:r>
-        <w:rPr>
-          <w:lang w:val="ar_AE" w:bidi="ar_AE"/>
-        </w:rPr>
-      </w:r>
-      <w:r>
-        <w:rPr>
-          <w:lang w:val="ar_AE" w:bidi="ar_AE"/>
-        </w:rPr>
-      </w:r>
-    </w:p>
-    <w:p>
-      <w:pPr>
-        <w:bidi/>
-      </w:pPr>
-      <w:r>
-        <w:rPr>
-          <w:lang w:val="ar_AE" w:bidi="ar_AE"/>
-        </w:rPr>
-      </w:r>
-    </w:p>
-    <w:p>
-      <w:pPr>
-        <w:bidi/>
-      </w:pPr>
-      <w:r>
-        <w:rPr>
-          <w:lang w:val="ar_AE" w:bidi="ar_AE"/>
-        </w:rPr>
-      </w:r>
-      <w:r>
-        <w:rPr>
-          <w:vertAlign w:val="superscript"/>
-          <w:lang w:val="ar_AE" w:bidi="ar_AE"/>
-        </w:rPr>
-        <w:t>14</w:t>
-      </w:r>
-      <w:r>
-        <w:rPr>
-          <w:lang w:val="ar_AE" w:bidi="ar_AE"/>
-        </w:rPr>
-        <w:t xml:space="preserve"> وَإِنْ كَانَ أَحَدٌ لَا يُطِيعُ كَلِمَتَنَا فِي هذِهِ الرِّسَالَةِ، فَلاحِظُوهُ وَلا تَتَعَامَلُوا مَعَهُ، لِتَدْفَعُوهُ إِلَى الْخَجَلِ.</w:t>
-      </w:r>
-      <w:r>
-        <w:rPr>
-          <w:lang w:val="ar_AE" w:bidi="ar_AE"/>
-        </w:rPr>
-      </w:r>
-      <w:r>
-        <w:rPr>
-          <w:lang w:val="ar_AE" w:bidi="ar_AE"/>
-        </w:rPr>
-      </w:r>
-    </w:p>
-    <w:p>
-      <w:pPr>
-        <w:bidi/>
-      </w:pPr>
-      <w:r>
-        <w:rPr>
-          <w:lang w:val="ar_AE" w:bidi="ar_AE"/>
-        </w:rPr>
-      </w:r>
-    </w:p>
-    <w:p>
-      <w:pPr>
-        <w:bidi/>
-      </w:pPr>
-      <w:r>
-        <w:rPr>
-          <w:lang w:val="ar_AE" w:bidi="ar_AE"/>
-        </w:rPr>
-      </w:r>
-      <w:r>
-        <w:rPr>
-          <w:vertAlign w:val="superscript"/>
-          <w:lang w:val="ar_AE" w:bidi="ar_AE"/>
-        </w:rPr>
-        <w:t>15</w:t>
-      </w:r>
-      <w:r>
-        <w:rPr>
-          <w:lang w:val="ar_AE" w:bidi="ar_AE"/>
-        </w:rPr>
-        <w:t xml:space="preserve"> وَلكِنْ، لَا تَعْتَبِرُوهُ عَدُوّاً لَكُمْ، بَلْ أَرْشِدُوهُ بِاعْتِبَارِهِ أَخاً.</w:t>
-      </w:r>
-      <w:r>
-        <w:rPr>
-          <w:lang w:val="ar_AE" w:bidi="ar_AE"/>
-        </w:rPr>
-      </w:r>
-      <w:r>
-        <w:rPr>
-          <w:lang w:val="ar_AE" w:bidi="ar_AE"/>
-        </w:rPr>
-      </w:r>
-    </w:p>
-    <w:p>
-      <w:pPr>
-        <w:bidi/>
-      </w:pPr>
-      <w:r>
-        <w:rPr>
-          <w:lang w:val="ar_AE" w:bidi="ar_AE"/>
-        </w:rPr>
-      </w:r>
-    </w:p>
-    <w:p>
-      <w:pPr>
-        <w:bidi/>
-      </w:pPr>
-      <w:r>
-        <w:rPr>
-          <w:lang w:val="ar_AE" w:bidi="ar_AE"/>
-        </w:rPr>
-      </w:r>
-      <w:r>
-        <w:rPr>
-          <w:vertAlign w:val="superscript"/>
-          <w:lang w:val="ar_AE" w:bidi="ar_AE"/>
-        </w:rPr>
-        <w:t>16</w:t>
-      </w:r>
-      <w:r>
-        <w:rPr>
-          <w:lang w:val="ar_AE" w:bidi="ar_AE"/>
-        </w:rPr>
-        <w:t xml:space="preserve"> وَلْيُعْطِكُمْ رَبُّ السَّلامِ نَفْسُهُ السَّلامَ عَلَى الدَّوَامِ وَفِي كُلِّ حَالٍ! وَلْيَكُنِ الرَّبُّ مَعَكُمْ جَمِيعاً!</w:t>
-      </w:r>
-      <w:r>
-        <w:rPr>
-          <w:lang w:val="ar_AE" w:bidi="ar_AE"/>
-        </w:rPr>
-      </w:r>
-      <w:r>
-        <w:rPr>
-          <w:lang w:val="ar_AE" w:bidi="ar_AE"/>
-        </w:rPr>
-      </w:r>
-    </w:p>
-    <w:p>
-      <w:pPr>
-        <w:bidi/>
-      </w:pPr>
-      <w:r>
-        <w:rPr>
-          <w:lang w:val="ar_AE" w:bidi="ar_AE"/>
-        </w:rPr>
-      </w:r>
-    </w:p>
-    <w:p>
-      <w:pPr>
-        <w:bidi/>
-      </w:pPr>
-      <w:r>
-        <w:rPr>
-          <w:lang w:val="ar_AE" w:bidi="ar_AE"/>
-        </w:rPr>
-      </w:r>
-      <w:r>
-        <w:rPr>
-          <w:vertAlign w:val="superscript"/>
-          <w:lang w:val="ar_AE" w:bidi="ar_AE"/>
-        </w:rPr>
-        <w:t>17</w:t>
-      </w:r>
-      <w:r>
-        <w:rPr>
-          <w:lang w:val="ar_AE" w:bidi="ar_AE"/>
-        </w:rPr>
-        <w:t xml:space="preserve"> هَذَا سَلامِي، أَنَا بُولُسَ، بِخَطِّ يَدِي. وَهُوَ الْعَلامَةُ الْمُمَيِّزَةُ فِي كُلِّ رِسَالَةٍ لِي. فَهكَذَا أَنَا أَكْتُبُ.</w:t>
-      </w:r>
-      <w:r>
-        <w:rPr>
-          <w:lang w:val="ar_AE" w:bidi="ar_AE"/>
-        </w:rPr>
-      </w:r>
-      <w:r>
-        <w:rPr>
-          <w:lang w:val="ar_AE" w:bidi="ar_AE"/>
-        </w:rPr>
-      </w:r>
-    </w:p>
-    <w:p>
-      <w:pPr>
-        <w:bidi/>
-      </w:pPr>
-      <w:r>
-        <w:rPr>
-          <w:lang w:val="ar_AE" w:bidi="ar_AE"/>
-        </w:rPr>
-      </w:r>
-    </w:p>
-    <w:p>
-      <w:pPr>
-        <w:bidi/>
-      </w:pPr>
-      <w:r>
-        <w:rPr>
-          <w:lang w:val="ar_AE" w:bidi="ar_AE"/>
-        </w:rPr>
-      </w:r>
-      <w:r>
-        <w:rPr>
-          <w:vertAlign w:val="superscript"/>
+          <w:rtl/>
+          <w:cs/>
           <w:lang w:val="ar_AE" w:bidi="ar_AE"/>
         </w:rPr>
         <w:t>18</w:t>
       </w:r>
       <w:r>
         <w:rPr>
+          <w:rtl/>
+          <w:cs/>
           <w:lang w:val="ar_AE" w:bidi="ar_AE"/>
         </w:rPr>
         <w:t xml:space="preserve"> لِتَكُنْ نِعْمَةُ رَبِّنَا يَسُوعَ الْمَسِيحِ مَعَكُمْ جَمِيعاً!</w:t>
-      </w:r>
-      <w:r>
-        <w:rPr>
-          <w:lang w:val="ar_AE" w:bidi="ar_AE"/>
-        </w:rPr>
-      </w:r>
-      <w:r>
-        <w:rPr>
-          <w:lang w:val="ar_AE" w:bidi="ar_AE"/>
-        </w:rPr>
       </w:r>
     </w:p>
     <w:sectPr>
